--- a/lessons/4-5/readiness/practice.docx
+++ b/lessons/4-5/readiness/practice.docx
@@ -86,7 +86,1121 @@
     </w:p>
     <w:p>
       <w:pPr>
-        <w:spacing w:after="120" w:before="0"/>
+        <w:spacing w:after="60" w:before="120"/>
+      </w:pPr>
+      <w:r>
+        <w:rPr>
+          <w:b/>
+          <w:bCs/>
+          <w:color w:val="0F2B3C"/>
+          <w:sz w:val="24"/>
+          <w:szCs w:val="24"/>
+        </w:rPr>
+        <w:t xml:space="preserve">Vocabulary Anchor Box</w:t>
+      </w:r>
+    </w:p>
+    <w:tbl>
+      <w:tblPr>
+        <w:tblW w:type="dxa" w:w="9360"/>
+        <w:tblBorders>
+          <w:top w:val="single" w:color="C7D2DD" w:sz="6"/>
+          <w:left w:val="single" w:color="C7D2DD" w:sz="6"/>
+          <w:bottom w:val="single" w:color="C7D2DD" w:sz="6"/>
+          <w:right w:val="single" w:color="C7D2DD" w:sz="6"/>
+          <w:insideH w:val="single" w:color="C7D2DD" w:sz="6"/>
+          <w:insideV w:val="single" w:color="C7D2DD" w:sz="6"/>
+        </w:tblBorders>
+      </w:tblPr>
+      <w:tblGrid>
+        <w:gridCol w:w="1800"/>
+        <w:gridCol w:w="3160"/>
+        <w:gridCol w:w="2200"/>
+        <w:gridCol w:w="2200"/>
+      </w:tblGrid>
+      <w:tr>
+        <w:trPr>
+          <w:cantSplit/>
+          <w:tblHeader/>
+        </w:trPr>
+        <w:tc>
+          <w:tcPr>
+            <w:tcW w:type="dxa" w:w="1800"/>
+            <w:shd w:fill="EEF4F8" w:color="auto" w:val="clear"/>
+            <w:tcMar>
+              <w:top w:type="dxa" w:w="60"/>
+              <w:left w:type="dxa" w:w="100"/>
+              <w:bottom w:type="dxa" w:w="60"/>
+              <w:right w:type="dxa" w:w="100"/>
+            </w:tcMar>
+          </w:tcPr>
+          <w:p>
+            <w:pPr>
+              <w:spacing w:after="0" w:before="0"/>
+            </w:pPr>
+            <w:r>
+              <w:rPr>
+                <w:b/>
+                <w:bCs/>
+                <w:color w:val="0F2B3C"/>
+                <w:sz w:val="18"/>
+                <w:szCs w:val="18"/>
+              </w:rPr>
+              <w:t xml:space="preserve">Concept Term</w:t>
+            </w:r>
+          </w:p>
+        </w:tc>
+        <w:tc>
+          <w:tcPr>
+            <w:tcW w:type="dxa" w:w="3160"/>
+            <w:shd w:fill="EEF4F8" w:color="auto" w:val="clear"/>
+            <w:tcMar>
+              <w:top w:type="dxa" w:w="60"/>
+              <w:left w:type="dxa" w:w="100"/>
+              <w:bottom w:type="dxa" w:w="60"/>
+              <w:right w:type="dxa" w:w="100"/>
+            </w:tcMar>
+          </w:tcPr>
+          <w:p>
+            <w:pPr>
+              <w:spacing w:after="0" w:before="0"/>
+            </w:pPr>
+            <w:r>
+              <w:rPr>
+                <w:b/>
+                <w:bCs/>
+                <w:color w:val="0F2B3C"/>
+                <w:sz w:val="18"/>
+                <w:szCs w:val="18"/>
+              </w:rPr>
+              <w:t xml:space="preserve">Student-Friendly Definition</w:t>
+            </w:r>
+          </w:p>
+        </w:tc>
+        <w:tc>
+          <w:tcPr>
+            <w:tcW w:type="dxa" w:w="2200"/>
+            <w:shd w:fill="EEF4F8" w:color="auto" w:val="clear"/>
+            <w:tcMar>
+              <w:top w:type="dxa" w:w="60"/>
+              <w:left w:type="dxa" w:w="100"/>
+              <w:bottom w:type="dxa" w:w="60"/>
+              <w:right w:type="dxa" w:w="100"/>
+            </w:tcMar>
+          </w:tcPr>
+          <w:p>
+            <w:pPr>
+              <w:spacing w:after="0" w:before="0"/>
+            </w:pPr>
+            <w:r>
+              <w:rPr>
+                <w:b/>
+                <w:bCs/>
+                <w:color w:val="0F2B3C"/>
+                <w:sz w:val="18"/>
+                <w:szCs w:val="18"/>
+              </w:rPr>
+              <w:t xml:space="preserve">Non-Example</w:t>
+            </w:r>
+          </w:p>
+        </w:tc>
+        <w:tc>
+          <w:tcPr>
+            <w:tcW w:type="dxa" w:w="2200"/>
+            <w:shd w:fill="EEF4F8" w:color="auto" w:val="clear"/>
+            <w:tcMar>
+              <w:top w:type="dxa" w:w="60"/>
+              <w:left w:type="dxa" w:w="100"/>
+              <w:bottom w:type="dxa" w:w="60"/>
+              <w:right w:type="dxa" w:w="100"/>
+            </w:tcMar>
+          </w:tcPr>
+          <w:p>
+            <w:pPr>
+              <w:spacing w:after="0" w:before="0"/>
+            </w:pPr>
+            <w:r>
+              <w:rPr>
+                <w:b/>
+                <w:bCs/>
+                <w:color w:val="0F2B3C"/>
+                <w:sz w:val="18"/>
+                <w:szCs w:val="18"/>
+              </w:rPr>
+              <w:t xml:space="preserve">Visual Clue</w:t>
+            </w:r>
+          </w:p>
+        </w:tc>
+      </w:tr>
+      <w:tr>
+        <w:trPr>
+          <w:cantSplit/>
+        </w:trPr>
+        <w:tc>
+          <w:tcPr>
+            <w:tcW w:type="dxa" w:w="1800"/>
+            <w:tcMar>
+              <w:top w:type="dxa" w:w="60"/>
+              <w:left w:type="dxa" w:w="100"/>
+              <w:bottom w:type="dxa" w:w="60"/>
+              <w:right w:type="dxa" w:w="100"/>
+            </w:tcMar>
+            <w:vAlign w:val="top"/>
+          </w:tcPr>
+          <w:p>
+            <w:pPr>
+              <w:spacing w:after="20" w:before="0"/>
+            </w:pPr>
+            <w:r>
+              <w:rPr>
+                <w:b/>
+                <w:bCs/>
+                <w:color w:val="0F2B3C"/>
+                <w:sz w:val="20"/>
+                <w:szCs w:val="20"/>
+              </w:rPr>
+              <w:t xml:space="preserve">Determine the Whole Given the Part and Percent</w:t>
+            </w:r>
+          </w:p>
+          <w:p>
+            <w:pPr>
+              <w:spacing w:after="0" w:before="0"/>
+            </w:pPr>
+            <w:r>
+              <w:rPr>
+                <w:i/>
+                <w:iCs/>
+                <w:color w:val="5E6E7E"/>
+                <w:sz w:val="18"/>
+                <w:szCs w:val="18"/>
+              </w:rPr>
+              <w:t xml:space="preserve">Hallar el total dados la parte y el porcentaje</w:t>
+            </w:r>
+          </w:p>
+        </w:tc>
+        <w:tc>
+          <w:tcPr>
+            <w:tcW w:type="dxa" w:w="3160"/>
+            <w:tcMar>
+              <w:top w:type="dxa" w:w="60"/>
+              <w:left w:type="dxa" w:w="100"/>
+              <w:bottom w:type="dxa" w:w="60"/>
+              <w:right w:type="dxa" w:w="100"/>
+            </w:tcMar>
+            <w:vAlign w:val="top"/>
+          </w:tcPr>
+          <w:p>
+            <w:pPr>
+              <w:spacing w:after="0" w:before="0"/>
+            </w:pPr>
+            <w:r>
+              <w:rPr>
+                <w:sz w:val="19"/>
+                <w:szCs w:val="19"/>
+              </w:rPr>
+              <w:t xml:space="preserve">Working backwards from a part and its percent to find the whole amount it came from.</w:t>
+            </w:r>
+          </w:p>
+        </w:tc>
+        <w:tc>
+          <w:tcPr>
+            <w:tcW w:type="dxa" w:w="2200"/>
+            <w:tcMar>
+              <w:top w:type="dxa" w:w="60"/>
+              <w:left w:type="dxa" w:w="100"/>
+              <w:bottom w:type="dxa" w:w="60"/>
+              <w:right w:type="dxa" w:w="100"/>
+            </w:tcMar>
+            <w:vAlign w:val="top"/>
+          </w:tcPr>
+          <w:p>
+            <w:pPr>
+              <w:spacing w:after="30" w:before="0"/>
+            </w:pPr>
+            <w:r>
+              <w:rPr>
+                <w:i/>
+                <w:iCs/>
+                <w:color w:val="5E6E7E"/>
+                <w:sz w:val="18"/>
+                <w:szCs w:val="18"/>
+              </w:rPr>
+              <w:t xml:space="preserve">Not Determine the Whole Given the Part and Percent: write a counter-example that does not fit the rule.</w:t>
+            </w:r>
+          </w:p>
+          <w:p>
+            <w:pPr>
+              <w:spacing w:after="50" w:before="0"/>
+            </w:pPr>
+            <w:r>
+              <w:rPr>
+                <w:color w:val="BBBBBB"/>
+                <w:sz w:val="18"/>
+                <w:szCs w:val="18"/>
+              </w:rPr>
+              <w:t xml:space="preserve">____________________________</w:t>
+            </w:r>
+          </w:p>
+        </w:tc>
+        <w:tc>
+          <w:tcPr>
+            <w:tcW w:type="dxa" w:w="2200"/>
+            <w:tcMar>
+              <w:top w:type="dxa" w:w="60"/>
+              <w:left w:type="dxa" w:w="100"/>
+              <w:bottom w:type="dxa" w:w="60"/>
+              <w:right w:type="dxa" w:w="100"/>
+            </w:tcMar>
+            <w:vAlign w:val="top"/>
+          </w:tcPr>
+          <w:p>
+            <w:pPr>
+              <w:spacing w:after="0" w:before="0"/>
+            </w:pPr>
+            <w:r>
+              <w:rPr>
+                <w:i/>
+                <w:iCs/>
+                <w:color w:val="5E6E7E"/>
+                <w:sz w:val="18"/>
+                <w:szCs w:val="18"/>
+              </w:rPr>
+              <w:t xml:space="preserve">$42 is 60% of what? → $70</w:t>
+            </w:r>
+          </w:p>
+        </w:tc>
+      </w:tr>
+      <w:tr>
+        <w:trPr>
+          <w:cantSplit/>
+        </w:trPr>
+        <w:tc>
+          <w:tcPr>
+            <w:tcW w:type="dxa" w:w="1800"/>
+            <w:tcMar>
+              <w:top w:type="dxa" w:w="60"/>
+              <w:left w:type="dxa" w:w="100"/>
+              <w:bottom w:type="dxa" w:w="60"/>
+              <w:right w:type="dxa" w:w="100"/>
+            </w:tcMar>
+            <w:vAlign w:val="top"/>
+          </w:tcPr>
+          <w:p>
+            <w:pPr>
+              <w:spacing w:after="20" w:before="0"/>
+            </w:pPr>
+            <w:r>
+              <w:rPr>
+                <w:b/>
+                <w:bCs/>
+                <w:color w:val="0F2B3C"/>
+                <w:sz w:val="20"/>
+                <w:szCs w:val="20"/>
+              </w:rPr>
+              <w:t xml:space="preserve">Part</w:t>
+            </w:r>
+          </w:p>
+          <w:p>
+            <w:pPr>
+              <w:spacing w:after="0" w:before="0"/>
+            </w:pPr>
+            <w:r>
+              <w:rPr>
+                <w:i/>
+                <w:iCs/>
+                <w:color w:val="5E6E7E"/>
+                <w:sz w:val="18"/>
+                <w:szCs w:val="18"/>
+              </w:rPr>
+              <w:t xml:space="preserve">Parte</w:t>
+            </w:r>
+          </w:p>
+        </w:tc>
+        <w:tc>
+          <w:tcPr>
+            <w:tcW w:type="dxa" w:w="3160"/>
+            <w:tcMar>
+              <w:top w:type="dxa" w:w="60"/>
+              <w:left w:type="dxa" w:w="100"/>
+              <w:bottom w:type="dxa" w:w="60"/>
+              <w:right w:type="dxa" w:w="100"/>
+            </w:tcMar>
+            <w:vAlign w:val="top"/>
+          </w:tcPr>
+          <w:p>
+            <w:pPr>
+              <w:spacing w:after="0" w:before="0"/>
+            </w:pPr>
+            <w:r>
+              <w:rPr>
+                <w:sz w:val="19"/>
+                <w:szCs w:val="19"/>
+              </w:rPr>
+              <w:t xml:space="preserve">The amount you already know — the piece of the whole that the percent describes.</w:t>
+            </w:r>
+          </w:p>
+        </w:tc>
+        <w:tc>
+          <w:tcPr>
+            <w:tcW w:type="dxa" w:w="2200"/>
+            <w:tcMar>
+              <w:top w:type="dxa" w:w="60"/>
+              <w:left w:type="dxa" w:w="100"/>
+              <w:bottom w:type="dxa" w:w="60"/>
+              <w:right w:type="dxa" w:w="100"/>
+            </w:tcMar>
+            <w:vAlign w:val="top"/>
+          </w:tcPr>
+          <w:p>
+            <w:pPr>
+              <w:spacing w:after="30" w:before="0"/>
+            </w:pPr>
+            <w:r>
+              <w:rPr>
+                <w:i/>
+                <w:iCs/>
+                <w:color w:val="5E6E7E"/>
+                <w:sz w:val="18"/>
+                <w:szCs w:val="18"/>
+              </w:rPr>
+              <w:t xml:space="preserve">Not Part: write a counter-example that does not fit the rule.</w:t>
+            </w:r>
+          </w:p>
+          <w:p>
+            <w:pPr>
+              <w:spacing w:after="50" w:before="0"/>
+            </w:pPr>
+            <w:r>
+              <w:rPr>
+                <w:color w:val="BBBBBB"/>
+                <w:sz w:val="18"/>
+                <w:szCs w:val="18"/>
+              </w:rPr>
+              <w:t xml:space="preserve">____________________________</w:t>
+            </w:r>
+          </w:p>
+        </w:tc>
+        <w:tc>
+          <w:tcPr>
+            <w:tcW w:type="dxa" w:w="2200"/>
+            <w:tcMar>
+              <w:top w:type="dxa" w:w="60"/>
+              <w:left w:type="dxa" w:w="100"/>
+              <w:bottom w:type="dxa" w:w="60"/>
+              <w:right w:type="dxa" w:w="100"/>
+            </w:tcMar>
+            <w:vAlign w:val="top"/>
+          </w:tcPr>
+          <w:p>
+            <w:pPr>
+              <w:spacing w:after="0" w:before="0"/>
+            </w:pPr>
+            <w:r>
+              <w:rPr>
+                <w:i/>
+                <w:iCs/>
+                <w:color w:val="5E6E7E"/>
+                <w:sz w:val="18"/>
+                <w:szCs w:val="18"/>
+              </w:rPr>
+              <w:t xml:space="preserve">The $42 sale price is the part</w:t>
+            </w:r>
+          </w:p>
+        </w:tc>
+      </w:tr>
+      <w:tr>
+        <w:trPr>
+          <w:cantSplit/>
+        </w:trPr>
+        <w:tc>
+          <w:tcPr>
+            <w:tcW w:type="dxa" w:w="1800"/>
+            <w:tcMar>
+              <w:top w:type="dxa" w:w="60"/>
+              <w:left w:type="dxa" w:w="100"/>
+              <w:bottom w:type="dxa" w:w="60"/>
+              <w:right w:type="dxa" w:w="100"/>
+            </w:tcMar>
+            <w:vAlign w:val="top"/>
+          </w:tcPr>
+          <w:p>
+            <w:pPr>
+              <w:spacing w:after="20" w:before="0"/>
+            </w:pPr>
+            <w:r>
+              <w:rPr>
+                <w:b/>
+                <w:bCs/>
+                <w:color w:val="0F2B3C"/>
+                <w:sz w:val="20"/>
+                <w:szCs w:val="20"/>
+              </w:rPr>
+              <w:t xml:space="preserve">Whole</w:t>
+            </w:r>
+          </w:p>
+          <w:p>
+            <w:pPr>
+              <w:spacing w:after="0" w:before="0"/>
+            </w:pPr>
+            <w:r>
+              <w:rPr>
+                <w:i/>
+                <w:iCs/>
+                <w:color w:val="5E6E7E"/>
+                <w:sz w:val="18"/>
+                <w:szCs w:val="18"/>
+              </w:rPr>
+              <w:t xml:space="preserve">Total</w:t>
+            </w:r>
+          </w:p>
+        </w:tc>
+        <w:tc>
+          <w:tcPr>
+            <w:tcW w:type="dxa" w:w="3160"/>
+            <w:tcMar>
+              <w:top w:type="dxa" w:w="60"/>
+              <w:left w:type="dxa" w:w="100"/>
+              <w:bottom w:type="dxa" w:w="60"/>
+              <w:right w:type="dxa" w:w="100"/>
+            </w:tcMar>
+            <w:vAlign w:val="top"/>
+          </w:tcPr>
+          <w:p>
+            <w:pPr>
+              <w:spacing w:after="0" w:before="0"/>
+            </w:pPr>
+            <w:r>
+              <w:rPr>
+                <w:sz w:val="19"/>
+                <w:szCs w:val="19"/>
+              </w:rPr>
+              <w:t xml:space="preserve">The full amount the percent is measured against. The whole is always 100%.</w:t>
+            </w:r>
+          </w:p>
+        </w:tc>
+        <w:tc>
+          <w:tcPr>
+            <w:tcW w:type="dxa" w:w="2200"/>
+            <w:tcMar>
+              <w:top w:type="dxa" w:w="60"/>
+              <w:left w:type="dxa" w:w="100"/>
+              <w:bottom w:type="dxa" w:w="60"/>
+              <w:right w:type="dxa" w:w="100"/>
+            </w:tcMar>
+            <w:vAlign w:val="top"/>
+          </w:tcPr>
+          <w:p>
+            <w:pPr>
+              <w:spacing w:after="30" w:before="0"/>
+            </w:pPr>
+            <w:r>
+              <w:rPr>
+                <w:i/>
+                <w:iCs/>
+                <w:color w:val="5E6E7E"/>
+                <w:sz w:val="18"/>
+                <w:szCs w:val="18"/>
+              </w:rPr>
+              <w:t xml:space="preserve">Not Whole: write a counter-example that does not fit the rule.</w:t>
+            </w:r>
+          </w:p>
+          <w:p>
+            <w:pPr>
+              <w:spacing w:after="50" w:before="0"/>
+            </w:pPr>
+            <w:r>
+              <w:rPr>
+                <w:color w:val="BBBBBB"/>
+                <w:sz w:val="18"/>
+                <w:szCs w:val="18"/>
+              </w:rPr>
+              <w:t xml:space="preserve">____________________________</w:t>
+            </w:r>
+          </w:p>
+        </w:tc>
+        <w:tc>
+          <w:tcPr>
+            <w:tcW w:type="dxa" w:w="2200"/>
+            <w:tcMar>
+              <w:top w:type="dxa" w:w="60"/>
+              <w:left w:type="dxa" w:w="100"/>
+              <w:bottom w:type="dxa" w:w="60"/>
+              <w:right w:type="dxa" w:w="100"/>
+            </w:tcMar>
+            <w:vAlign w:val="top"/>
+          </w:tcPr>
+          <w:p>
+            <w:pPr>
+              <w:spacing w:after="0" w:before="0"/>
+            </w:pPr>
+            <w:r>
+              <w:rPr>
+                <w:i/>
+                <w:iCs/>
+                <w:color w:val="5E6E7E"/>
+                <w:sz w:val="18"/>
+                <w:szCs w:val="18"/>
+              </w:rPr>
+              <w:t xml:space="preserve">The original price is the whole = 100%</w:t>
+            </w:r>
+          </w:p>
+        </w:tc>
+      </w:tr>
+      <w:tr>
+        <w:trPr>
+          <w:cantSplit/>
+        </w:trPr>
+        <w:tc>
+          <w:tcPr>
+            <w:tcW w:type="dxa" w:w="1800"/>
+            <w:tcMar>
+              <w:top w:type="dxa" w:w="60"/>
+              <w:left w:type="dxa" w:w="100"/>
+              <w:bottom w:type="dxa" w:w="60"/>
+              <w:right w:type="dxa" w:w="100"/>
+            </w:tcMar>
+            <w:vAlign w:val="top"/>
+          </w:tcPr>
+          <w:p>
+            <w:pPr>
+              <w:spacing w:after="20" w:before="0"/>
+            </w:pPr>
+            <w:r>
+              <w:rPr>
+                <w:b/>
+                <w:bCs/>
+                <w:color w:val="0F2B3C"/>
+                <w:sz w:val="20"/>
+                <w:szCs w:val="20"/>
+              </w:rPr>
+              <w:t xml:space="preserve">Double number line</w:t>
+            </w:r>
+          </w:p>
+          <w:p>
+            <w:pPr>
+              <w:spacing w:after="0" w:before="0"/>
+            </w:pPr>
+            <w:r>
+              <w:rPr>
+                <w:i/>
+                <w:iCs/>
+                <w:color w:val="5E6E7E"/>
+                <w:sz w:val="18"/>
+                <w:szCs w:val="18"/>
+              </w:rPr>
+              <w:t xml:space="preserve">Recta numérica doble</w:t>
+            </w:r>
+          </w:p>
+        </w:tc>
+        <w:tc>
+          <w:tcPr>
+            <w:tcW w:type="dxa" w:w="3160"/>
+            <w:tcMar>
+              <w:top w:type="dxa" w:w="60"/>
+              <w:left w:type="dxa" w:w="100"/>
+              <w:bottom w:type="dxa" w:w="60"/>
+              <w:right w:type="dxa" w:w="100"/>
+            </w:tcMar>
+            <w:vAlign w:val="top"/>
+          </w:tcPr>
+          <w:p>
+            <w:pPr>
+              <w:spacing w:after="0" w:before="0"/>
+            </w:pPr>
+            <w:r>
+              <w:rPr>
+                <w:sz w:val="19"/>
+                <w:szCs w:val="19"/>
+              </w:rPr>
+              <w:t xml:space="preserve">Two lines lined up — dollars on one, percents on the other — so matching marks show the same amount two ways.</w:t>
+            </w:r>
+          </w:p>
+        </w:tc>
+        <w:tc>
+          <w:tcPr>
+            <w:tcW w:type="dxa" w:w="2200"/>
+            <w:tcMar>
+              <w:top w:type="dxa" w:w="60"/>
+              <w:left w:type="dxa" w:w="100"/>
+              <w:bottom w:type="dxa" w:w="60"/>
+              <w:right w:type="dxa" w:w="100"/>
+            </w:tcMar>
+            <w:vAlign w:val="top"/>
+          </w:tcPr>
+          <w:p>
+            <w:pPr>
+              <w:spacing w:after="30" w:before="0"/>
+            </w:pPr>
+            <w:r>
+              <w:rPr>
+                <w:i/>
+                <w:iCs/>
+                <w:color w:val="5E6E7E"/>
+                <w:sz w:val="18"/>
+                <w:szCs w:val="18"/>
+              </w:rPr>
+              <w:t xml:space="preserve">Not Double number line: write a counter-example that does not fit the rule.</w:t>
+            </w:r>
+          </w:p>
+          <w:p>
+            <w:pPr>
+              <w:spacing w:after="50" w:before="0"/>
+            </w:pPr>
+            <w:r>
+              <w:rPr>
+                <w:color w:val="BBBBBB"/>
+                <w:sz w:val="18"/>
+                <w:szCs w:val="18"/>
+              </w:rPr>
+              <w:t xml:space="preserve">____________________________</w:t>
+            </w:r>
+          </w:p>
+        </w:tc>
+        <w:tc>
+          <w:tcPr>
+            <w:tcW w:type="dxa" w:w="2200"/>
+            <w:tcMar>
+              <w:top w:type="dxa" w:w="60"/>
+              <w:left w:type="dxa" w:w="100"/>
+              <w:bottom w:type="dxa" w:w="60"/>
+              <w:right w:type="dxa" w:w="100"/>
+            </w:tcMar>
+            <w:vAlign w:val="top"/>
+          </w:tcPr>
+          <w:p>
+            <w:pPr>
+              <w:spacing w:after="0" w:before="0"/>
+            </w:pPr>
+            <w:r>
+              <w:rPr>
+                <w:i/>
+                <w:iCs/>
+                <w:color w:val="5E6E7E"/>
+                <w:sz w:val="18"/>
+                <w:szCs w:val="18"/>
+              </w:rPr>
+              <w:t xml:space="preserve">$0, $7, $42, $70 above 0%, 10%, 60%, 100%</w:t>
+            </w:r>
+          </w:p>
+        </w:tc>
+      </w:tr>
+      <w:tr>
+        <w:trPr>
+          <w:cantSplit/>
+        </w:trPr>
+        <w:tc>
+          <w:tcPr>
+            <w:tcW w:type="dxa" w:w="1800"/>
+            <w:tcMar>
+              <w:top w:type="dxa" w:w="60"/>
+              <w:left w:type="dxa" w:w="100"/>
+              <w:bottom w:type="dxa" w:w="60"/>
+              <w:right w:type="dxa" w:w="100"/>
+            </w:tcMar>
+            <w:vAlign w:val="top"/>
+          </w:tcPr>
+          <w:p>
+            <w:pPr>
+              <w:spacing w:after="20" w:before="0"/>
+            </w:pPr>
+            <w:r>
+              <w:rPr>
+                <w:b/>
+                <w:bCs/>
+                <w:color w:val="0F2B3C"/>
+                <w:sz w:val="20"/>
+                <w:szCs w:val="20"/>
+              </w:rPr>
+              <w:t xml:space="preserve">Equation</w:t>
+            </w:r>
+          </w:p>
+          <w:p>
+            <w:pPr>
+              <w:spacing w:after="0" w:before="0"/>
+            </w:pPr>
+            <w:r>
+              <w:rPr>
+                <w:i/>
+                <w:iCs/>
+                <w:color w:val="5E6E7E"/>
+                <w:sz w:val="18"/>
+                <w:szCs w:val="18"/>
+              </w:rPr>
+              <w:t xml:space="preserve">Ecuación</w:t>
+            </w:r>
+          </w:p>
+        </w:tc>
+        <w:tc>
+          <w:tcPr>
+            <w:tcW w:type="dxa" w:w="3160"/>
+            <w:tcMar>
+              <w:top w:type="dxa" w:w="60"/>
+              <w:left w:type="dxa" w:w="100"/>
+              <w:bottom w:type="dxa" w:w="60"/>
+              <w:right w:type="dxa" w:w="100"/>
+            </w:tcMar>
+            <w:vAlign w:val="top"/>
+          </w:tcPr>
+          <w:p>
+            <w:pPr>
+              <w:spacing w:after="0" w:before="0"/>
+            </w:pPr>
+            <w:r>
+              <w:rPr>
+                <w:sz w:val="19"/>
+                <w:szCs w:val="19"/>
+              </w:rPr>
+              <w:t xml:space="preserve">A math sentence with an equal sign. Here it says percent × whole = part, with the whole unknown.</w:t>
+            </w:r>
+          </w:p>
+        </w:tc>
+        <w:tc>
+          <w:tcPr>
+            <w:tcW w:type="dxa" w:w="2200"/>
+            <w:tcMar>
+              <w:top w:type="dxa" w:w="60"/>
+              <w:left w:type="dxa" w:w="100"/>
+              <w:bottom w:type="dxa" w:w="60"/>
+              <w:right w:type="dxa" w:w="100"/>
+            </w:tcMar>
+            <w:vAlign w:val="top"/>
+          </w:tcPr>
+          <w:p>
+            <w:pPr>
+              <w:spacing w:after="30" w:before="0"/>
+            </w:pPr>
+            <w:r>
+              <w:rPr>
+                <w:i/>
+                <w:iCs/>
+                <w:color w:val="5E6E7E"/>
+                <w:sz w:val="18"/>
+                <w:szCs w:val="18"/>
+              </w:rPr>
+              <w:t xml:space="preserve">Not Equation: write a counter-example that does not fit the rule.</w:t>
+            </w:r>
+          </w:p>
+          <w:p>
+            <w:pPr>
+              <w:spacing w:after="50" w:before="0"/>
+            </w:pPr>
+            <w:r>
+              <w:rPr>
+                <w:color w:val="BBBBBB"/>
+                <w:sz w:val="18"/>
+                <w:szCs w:val="18"/>
+              </w:rPr>
+              <w:t xml:space="preserve">____________________________</w:t>
+            </w:r>
+          </w:p>
+        </w:tc>
+        <w:tc>
+          <w:tcPr>
+            <w:tcW w:type="dxa" w:w="2200"/>
+            <w:tcMar>
+              <w:top w:type="dxa" w:w="60"/>
+              <w:left w:type="dxa" w:w="100"/>
+              <w:bottom w:type="dxa" w:w="60"/>
+              <w:right w:type="dxa" w:w="100"/>
+            </w:tcMar>
+            <w:vAlign w:val="top"/>
+          </w:tcPr>
+          <w:p>
+            <w:pPr>
+              <w:spacing w:after="0" w:before="0"/>
+            </w:pPr>
+            <w:r>
+              <w:rPr>
+                <w:i/>
+                <w:iCs/>
+                <w:color w:val="5E6E7E"/>
+                <w:sz w:val="18"/>
+                <w:szCs w:val="18"/>
+              </w:rPr>
+              <w:t xml:space="preserve">0.7v = 26,600 — the percent times the unknown whole equals the part</w:t>
+            </w:r>
+          </w:p>
+        </w:tc>
+      </w:tr>
+      <w:tr>
+        <w:trPr>
+          <w:cantSplit/>
+        </w:trPr>
+        <w:tc>
+          <w:tcPr>
+            <w:tcW w:type="dxa" w:w="1800"/>
+            <w:tcMar>
+              <w:top w:type="dxa" w:w="60"/>
+              <w:left w:type="dxa" w:w="100"/>
+              <w:bottom w:type="dxa" w:w="60"/>
+              <w:right w:type="dxa" w:w="100"/>
+            </w:tcMar>
+            <w:vAlign w:val="top"/>
+          </w:tcPr>
+          <w:p>
+            <w:pPr>
+              <w:spacing w:after="20" w:before="0"/>
+            </w:pPr>
+            <w:r>
+              <w:rPr>
+                <w:b/>
+                <w:bCs/>
+                <w:color w:val="0F2B3C"/>
+                <w:sz w:val="20"/>
+                <w:szCs w:val="20"/>
+              </w:rPr>
+              <w:t xml:space="preserve">Percent</w:t>
+            </w:r>
+          </w:p>
+          <w:p>
+            <w:pPr>
+              <w:spacing w:after="0" w:before="0"/>
+            </w:pPr>
+            <w:r>
+              <w:rPr>
+                <w:i/>
+                <w:iCs/>
+                <w:color w:val="5E6E7E"/>
+                <w:sz w:val="18"/>
+                <w:szCs w:val="18"/>
+              </w:rPr>
+              <w:t xml:space="preserve">Porcentaje</w:t>
+            </w:r>
+          </w:p>
+        </w:tc>
+        <w:tc>
+          <w:tcPr>
+            <w:tcW w:type="dxa" w:w="3160"/>
+            <w:tcMar>
+              <w:top w:type="dxa" w:w="60"/>
+              <w:left w:type="dxa" w:w="100"/>
+              <w:bottom w:type="dxa" w:w="60"/>
+              <w:right w:type="dxa" w:w="100"/>
+            </w:tcMar>
+            <w:vAlign w:val="top"/>
+          </w:tcPr>
+          <w:p>
+            <w:pPr>
+              <w:spacing w:after="0" w:before="0"/>
+            </w:pPr>
+            <w:r>
+              <w:rPr>
+                <w:sz w:val="19"/>
+                <w:szCs w:val="19"/>
+              </w:rPr>
+              <w:t xml:space="preserve">A ratio comparing a number to 100. To compute with it, write it in decimal form: 60% = 0.6.</w:t>
+            </w:r>
+          </w:p>
+        </w:tc>
+        <w:tc>
+          <w:tcPr>
+            <w:tcW w:type="dxa" w:w="2200"/>
+            <w:tcMar>
+              <w:top w:type="dxa" w:w="60"/>
+              <w:left w:type="dxa" w:w="100"/>
+              <w:bottom w:type="dxa" w:w="60"/>
+              <w:right w:type="dxa" w:w="100"/>
+            </w:tcMar>
+            <w:vAlign w:val="top"/>
+          </w:tcPr>
+          <w:p>
+            <w:pPr>
+              <w:spacing w:after="30" w:before="0"/>
+            </w:pPr>
+            <w:r>
+              <w:rPr>
+                <w:i/>
+                <w:iCs/>
+                <w:color w:val="5E6E7E"/>
+                <w:sz w:val="18"/>
+                <w:szCs w:val="18"/>
+              </w:rPr>
+              <w:t xml:space="preserve">Not Percent: write a counter-example that does not fit the rule.</w:t>
+            </w:r>
+          </w:p>
+          <w:p>
+            <w:pPr>
+              <w:spacing w:after="50" w:before="0"/>
+            </w:pPr>
+            <w:r>
+              <w:rPr>
+                <w:color w:val="BBBBBB"/>
+                <w:sz w:val="18"/>
+                <w:szCs w:val="18"/>
+              </w:rPr>
+              <w:t xml:space="preserve">____________________________</w:t>
+            </w:r>
+          </w:p>
+        </w:tc>
+        <w:tc>
+          <w:tcPr>
+            <w:tcW w:type="dxa" w:w="2200"/>
+            <w:tcMar>
+              <w:top w:type="dxa" w:w="60"/>
+              <w:left w:type="dxa" w:w="100"/>
+              <w:bottom w:type="dxa" w:w="60"/>
+              <w:right w:type="dxa" w:w="100"/>
+            </w:tcMar>
+            <w:vAlign w:val="top"/>
+          </w:tcPr>
+          <w:p>
+            <w:pPr>
+              <w:spacing w:after="0" w:before="0"/>
+            </w:pPr>
+            <w:r>
+              <w:rPr>
+                <w:i/>
+                <w:iCs/>
+                <w:color w:val="5E6E7E"/>
+                <w:sz w:val="18"/>
+                <w:szCs w:val="18"/>
+              </w:rPr>
+              <w:t xml:space="preserve">60% = 0.6 · 70% = 0.7</w:t>
+            </w:r>
+          </w:p>
+        </w:tc>
+      </w:tr>
+      <w:tr>
+        <w:trPr>
+          <w:cantSplit/>
+        </w:trPr>
+        <w:tc>
+          <w:tcPr>
+            <w:tcW w:type="dxa" w:w="1800"/>
+            <w:tcMar>
+              <w:top w:type="dxa" w:w="60"/>
+              <w:left w:type="dxa" w:w="100"/>
+              <w:bottom w:type="dxa" w:w="60"/>
+              <w:right w:type="dxa" w:w="100"/>
+            </w:tcMar>
+            <w:vAlign w:val="top"/>
+          </w:tcPr>
+          <w:p>
+            <w:pPr>
+              <w:spacing w:after="20" w:before="0"/>
+            </w:pPr>
+            <w:r>
+              <w:rPr>
+                <w:b/>
+                <w:bCs/>
+                <w:color w:val="0F2B3C"/>
+                <w:sz w:val="20"/>
+                <w:szCs w:val="20"/>
+              </w:rPr>
+              <w:t xml:space="preserve">Inverse operation</w:t>
+            </w:r>
+          </w:p>
+          <w:p>
+            <w:pPr>
+              <w:spacing w:after="0" w:before="0"/>
+            </w:pPr>
+            <w:r>
+              <w:rPr>
+                <w:i/>
+                <w:iCs/>
+                <w:color w:val="5E6E7E"/>
+                <w:sz w:val="18"/>
+                <w:szCs w:val="18"/>
+              </w:rPr>
+              <w:t xml:space="preserve">Operación inversa</w:t>
+            </w:r>
+          </w:p>
+        </w:tc>
+        <w:tc>
+          <w:tcPr>
+            <w:tcW w:type="dxa" w:w="3160"/>
+            <w:tcMar>
+              <w:top w:type="dxa" w:w="60"/>
+              <w:left w:type="dxa" w:w="100"/>
+              <w:bottom w:type="dxa" w:w="60"/>
+              <w:right w:type="dxa" w:w="100"/>
+            </w:tcMar>
+            <w:vAlign w:val="top"/>
+          </w:tcPr>
+          <w:p>
+            <w:pPr>
+              <w:spacing w:after="0" w:before="0"/>
+            </w:pPr>
+            <w:r>
+              <w:rPr>
+                <w:sz w:val="19"/>
+                <w:szCs w:val="19"/>
+              </w:rPr>
+              <w:t xml:space="preserve">The operation that undoes another operation.</w:t>
+            </w:r>
+          </w:p>
+        </w:tc>
+        <w:tc>
+          <w:tcPr>
+            <w:tcW w:type="dxa" w:w="2200"/>
+            <w:tcMar>
+              <w:top w:type="dxa" w:w="60"/>
+              <w:left w:type="dxa" w:w="100"/>
+              <w:bottom w:type="dxa" w:w="60"/>
+              <w:right w:type="dxa" w:w="100"/>
+            </w:tcMar>
+            <w:vAlign w:val="top"/>
+          </w:tcPr>
+          <w:p>
+            <w:pPr>
+              <w:spacing w:after="30" w:before="0"/>
+            </w:pPr>
+            <w:r>
+              <w:rPr>
+                <w:i/>
+                <w:iCs/>
+                <w:color w:val="5E6E7E"/>
+                <w:sz w:val="18"/>
+                <w:szCs w:val="18"/>
+              </w:rPr>
+              <w:t xml:space="preserve">Not Inverse operation: write a counter-example that does not fit the rule.</w:t>
+            </w:r>
+          </w:p>
+          <w:p>
+            <w:pPr>
+              <w:spacing w:after="50" w:before="0"/>
+            </w:pPr>
+            <w:r>
+              <w:rPr>
+                <w:color w:val="BBBBBB"/>
+                <w:sz w:val="18"/>
+                <w:szCs w:val="18"/>
+              </w:rPr>
+              <w:t xml:space="preserve">____________________________</w:t>
+            </w:r>
+          </w:p>
+        </w:tc>
+        <w:tc>
+          <w:tcPr>
+            <w:tcW w:type="dxa" w:w="2200"/>
+            <w:tcMar>
+              <w:top w:type="dxa" w:w="60"/>
+              <w:left w:type="dxa" w:w="100"/>
+              <w:bottom w:type="dxa" w:w="60"/>
+              <w:right w:type="dxa" w:w="100"/>
+            </w:tcMar>
+            <w:vAlign w:val="top"/>
+          </w:tcPr>
+          <w:p>
+            <w:pPr>
+              <w:spacing w:after="0" w:before="0"/>
+            </w:pPr>
+            <w:r>
+              <w:rPr>
+                <w:i/>
+                <w:iCs/>
+                <w:color w:val="5E6E7E"/>
+                <w:sz w:val="18"/>
+                <w:szCs w:val="18"/>
+              </w:rPr>
+              <w:t xml:space="preserve">Division undoes multiplication.</w:t>
+            </w:r>
+          </w:p>
+        </w:tc>
+      </w:tr>
+    </w:tbl>
+    <w:p>
+      <w:pPr>
+        <w:spacing w:after="120" w:before="140"/>
       </w:pPr>
       <w:r>
         <w:rPr>
@@ -127,73 +1241,922 @@
         <w:t xml:space="preserve">One small step at a time.</w:t>
       </w:r>
     </w:p>
-    <w:p>
-      <w:pPr>
-        <w:spacing w:after="40" w:before="0"/>
-      </w:pPr>
-      <w:r>
-        <w:rPr>
-          <w:sz w:val="22"/>
-          <w:szCs w:val="22"/>
-        </w:rPr>
-        <w:t xml:space="preserve">1.  10% of 20 = ___ (20 ÷ 10).</w:t>
-      </w:r>
-    </w:p>
-    <w:p>
-      <w:pPr>
-        <w:spacing w:after="80" w:before="0"/>
-      </w:pPr>
-      <w:r>
-        <w:rPr>
-          <w:color w:val="BBBBBB"/>
-        </w:rPr>
-        <w:t xml:space="preserve">____________________________________________________</w:t>
-      </w:r>
-    </w:p>
-    <w:p>
-      <w:pPr>
-        <w:spacing w:after="40" w:before="0"/>
-      </w:pPr>
-      <w:r>
-        <w:rPr>
-          <w:sz w:val="22"/>
-          <w:szCs w:val="22"/>
-        </w:rPr>
-        <w:t xml:space="preserve">2.  Now add it on: 20 + 2 = ___?</w:t>
-      </w:r>
-    </w:p>
-    <w:p>
-      <w:pPr>
-        <w:spacing w:after="80" w:before="0"/>
-      </w:pPr>
-      <w:r>
-        <w:rPr>
-          <w:color w:val="BBBBBB"/>
-        </w:rPr>
-        <w:t xml:space="preserve">____________________________________________________</w:t>
-      </w:r>
-    </w:p>
-    <w:p>
-      <w:pPr>
-        <w:spacing w:after="40" w:before="0"/>
-      </w:pPr>
-      <w:r>
-        <w:rPr>
-          <w:sz w:val="22"/>
-          <w:szCs w:val="22"/>
-        </w:rPr>
-        <w:t xml:space="preserve">3.  Take it off instead: 20 − 2 = ___?</w:t>
-      </w:r>
-    </w:p>
-    <w:p>
-      <w:pPr>
-        <w:spacing w:after="80" w:before="0"/>
-      </w:pPr>
-      <w:r>
-        <w:rPr>
-          <w:color w:val="BBBBBB"/>
-        </w:rPr>
-        <w:t xml:space="preserve">____________________________________________________</w:t>
+    <w:tbl>
+      <w:tblPr>
+        <w:tblW w:type="dxa" w:w="9360"/>
+        <w:tblBorders>
+          <w:top w:val="single" w:color="C7D2DD" w:sz="6"/>
+          <w:left w:val="single" w:color="C7D2DD" w:sz="6"/>
+          <w:bottom w:val="single" w:color="C7D2DD" w:sz="6"/>
+          <w:right w:val="single" w:color="C7D2DD" w:sz="6"/>
+          <w:insideH w:val="single" w:color="C7D2DD" w:sz="6"/>
+          <w:insideV w:val="single" w:color="C7D2DD" w:sz="6"/>
+        </w:tblBorders>
+      </w:tblPr>
+      <w:tblGrid>
+        <w:gridCol w:w="2800"/>
+        <w:gridCol w:w="3560"/>
+        <w:gridCol w:w="3000"/>
+      </w:tblGrid>
+      <w:tr>
+        <w:trPr>
+          <w:cantSplit/>
+          <w:tblHeader/>
+        </w:trPr>
+        <w:tc>
+          <w:tcPr>
+            <w:tcW w:type="dxa" w:w="2800"/>
+            <w:shd w:fill="EEF4F8" w:color="auto" w:val="clear"/>
+            <w:tcMar>
+              <w:top w:type="dxa" w:w="60"/>
+              <w:left w:type="dxa" w:w="100"/>
+              <w:bottom w:type="dxa" w:w="60"/>
+              <w:right w:type="dxa" w:w="100"/>
+            </w:tcMar>
+          </w:tcPr>
+          <w:p>
+            <w:pPr>
+              <w:spacing w:after="0" w:before="0"/>
+            </w:pPr>
+            <w:r>
+              <w:rPr>
+                <w:b/>
+                <w:bCs/>
+                <w:color w:val="0F2B3C"/>
+                <w:sz w:val="16"/>
+                <w:szCs w:val="16"/>
+              </w:rPr>
+              <w:t xml:space="preserve">CORE PROBLEM / GIVEN REPRESENTATION</w:t>
+            </w:r>
+          </w:p>
+        </w:tc>
+        <w:tc>
+          <w:tcPr>
+            <w:tcW w:type="dxa" w:w="3560"/>
+            <w:shd w:fill="EEF4F8" w:color="auto" w:val="clear"/>
+            <w:tcMar>
+              <w:top w:type="dxa" w:w="60"/>
+              <w:left w:type="dxa" w:w="100"/>
+              <w:bottom w:type="dxa" w:w="60"/>
+              <w:right w:type="dxa" w:w="100"/>
+            </w:tcMar>
+          </w:tcPr>
+          <w:p>
+            <w:pPr>
+              <w:spacing w:after="0" w:before="0"/>
+            </w:pPr>
+            <w:r>
+              <w:rPr>
+                <w:b/>
+                <w:bCs/>
+                <w:color w:val="0F2B3C"/>
+                <w:sz w:val="16"/>
+                <w:szCs w:val="16"/>
+              </w:rPr>
+              <w:t xml:space="preserve">WORKING SPACE / CALCULATION STEPS</w:t>
+            </w:r>
+          </w:p>
+        </w:tc>
+        <w:tc>
+          <w:tcPr>
+            <w:tcW w:type="dxa" w:w="3000"/>
+            <w:shd w:fill="FBF3E2" w:color="auto" w:val="clear"/>
+            <w:tcMar>
+              <w:top w:type="dxa" w:w="60"/>
+              <w:left w:type="dxa" w:w="100"/>
+              <w:bottom w:type="dxa" w:w="60"/>
+              <w:right w:type="dxa" w:w="100"/>
+            </w:tcMar>
+          </w:tcPr>
+          <w:p>
+            <w:pPr>
+              <w:spacing w:after="0" w:before="0"/>
+            </w:pPr>
+            <w:r>
+              <w:rPr>
+                <w:b/>
+                <w:bCs/>
+                <w:color w:val="7A5400"/>
+                <w:sz w:val="16"/>
+                <w:szCs w:val="16"/>
+              </w:rPr>
+              <w:t xml:space="preserve">EXPLAIN YOUR REASONING</w:t>
+            </w:r>
+          </w:p>
+        </w:tc>
+      </w:tr>
+      <w:tr>
+        <w:trPr>
+          <w:cantSplit/>
+        </w:trPr>
+        <w:tc>
+          <w:tcPr>
+            <w:tcW w:type="dxa" w:w="2800"/>
+            <w:tcMar>
+              <w:top w:type="dxa" w:w="80"/>
+              <w:left w:type="dxa" w:w="100"/>
+              <w:bottom w:type="dxa" w:w="80"/>
+              <w:right w:type="dxa" w:w="100"/>
+            </w:tcMar>
+            <w:vAlign w:val="top"/>
+          </w:tcPr>
+          <w:p>
+            <w:pPr>
+              <w:spacing w:after="40" w:before="0"/>
+            </w:pPr>
+            <w:r>
+              <w:rPr>
+                <w:b/>
+                <w:bCs/>
+                <w:color w:val="0F2B3C"/>
+                <w:sz w:val="20"/>
+                <w:szCs w:val="20"/>
+              </w:rPr>
+              <w:t xml:space="preserve">1.  10% of 20 = ___ (20 ÷ 10).</w:t>
+            </w:r>
+          </w:p>
+        </w:tc>
+        <w:tc>
+          <w:tcPr>
+            <w:tcW w:type="dxa" w:w="3560"/>
+            <w:tcMar>
+              <w:top w:type="dxa" w:w="80"/>
+              <w:left w:type="dxa" w:w="100"/>
+              <w:bottom w:type="dxa" w:w="80"/>
+              <w:right w:type="dxa" w:w="100"/>
+            </w:tcMar>
+            <w:vAlign w:val="top"/>
+          </w:tcPr>
+          <w:p>
+            <w:pPr>
+              <w:spacing w:after="50" w:before="0"/>
+            </w:pPr>
+            <w:r>
+              <w:rPr>
+                <w:color w:val="BBBBBB"/>
+                <w:sz w:val="18"/>
+                <w:szCs w:val="18"/>
+              </w:rPr>
+              <w:t xml:space="preserve">____________________________</w:t>
+            </w:r>
+          </w:p>
+          <w:p>
+            <w:pPr>
+              <w:spacing w:after="50" w:before="0"/>
+            </w:pPr>
+            <w:r>
+              <w:rPr>
+                <w:color w:val="BBBBBB"/>
+                <w:sz w:val="18"/>
+                <w:szCs w:val="18"/>
+              </w:rPr>
+              <w:t xml:space="preserve">____________________________</w:t>
+            </w:r>
+          </w:p>
+          <w:p>
+            <w:pPr>
+              <w:spacing w:after="50" w:before="0"/>
+            </w:pPr>
+            <w:r>
+              <w:rPr>
+                <w:color w:val="BBBBBB"/>
+                <w:sz w:val="18"/>
+                <w:szCs w:val="18"/>
+              </w:rPr>
+              <w:t xml:space="preserve">____________________________</w:t>
+            </w:r>
+          </w:p>
+          <w:p>
+            <w:pPr>
+              <w:spacing w:after="50" w:before="0"/>
+            </w:pPr>
+            <w:r>
+              <w:rPr>
+                <w:color w:val="BBBBBB"/>
+                <w:sz w:val="18"/>
+                <w:szCs w:val="18"/>
+              </w:rPr>
+              <w:t xml:space="preserve">____________________________</w:t>
+            </w:r>
+          </w:p>
+        </w:tc>
+        <w:tc>
+          <w:tcPr>
+            <w:tcW w:type="dxa" w:w="3000"/>
+            <w:shd w:fill="FBF3E2" w:color="auto" w:val="clear"/>
+            <w:tcMar>
+              <w:top w:type="dxa" w:w="80"/>
+              <w:left w:type="dxa" w:w="100"/>
+              <w:bottom w:type="dxa" w:w="80"/>
+              <w:right w:type="dxa" w:w="100"/>
+            </w:tcMar>
+            <w:vAlign w:val="top"/>
+          </w:tcPr>
+          <w:p>
+            <w:pPr>
+              <w:spacing w:after="30" w:before="0"/>
+            </w:pPr>
+            <w:r>
+              <w:rPr>
+                <w:b/>
+                <w:bCs/>
+                <w:color w:val="0F2B3C"/>
+                <w:sz w:val="18"/>
+                <w:szCs w:val="18"/>
+              </w:rPr>
+              <w:t xml:space="preserve">Because... ________________</w:t>
+            </w:r>
+          </w:p>
+          <w:p>
+            <w:pPr>
+              <w:spacing w:after="50" w:before="0"/>
+            </w:pPr>
+            <w:r>
+              <w:rPr>
+                <w:color w:val="BBBBBB"/>
+                <w:sz w:val="18"/>
+                <w:szCs w:val="18"/>
+              </w:rPr>
+              <w:t xml:space="preserve">____________________________</w:t>
+            </w:r>
+          </w:p>
+          <w:p>
+            <w:pPr>
+              <w:spacing w:after="30" w:before="40"/>
+            </w:pPr>
+            <w:r>
+              <w:rPr>
+                <w:b/>
+                <w:bCs/>
+                <w:color w:val="1A6FB5"/>
+                <w:sz w:val="18"/>
+                <w:szCs w:val="18"/>
+              </w:rPr>
+              <w:t xml:space="preserve">Although... _______________</w:t>
+            </w:r>
+          </w:p>
+          <w:p>
+            <w:pPr>
+              <w:spacing w:after="50" w:before="0"/>
+            </w:pPr>
+            <w:r>
+              <w:rPr>
+                <w:color w:val="BBBBBB"/>
+                <w:sz w:val="18"/>
+                <w:szCs w:val="18"/>
+              </w:rPr>
+              <w:t xml:space="preserve">____________________________</w:t>
+            </w:r>
+          </w:p>
+          <w:p>
+            <w:pPr>
+              <w:spacing w:after="30" w:before="40"/>
+            </w:pPr>
+            <w:r>
+              <w:rPr>
+                <w:b/>
+                <w:bCs/>
+                <w:color w:val="7A5400"/>
+                <w:sz w:val="18"/>
+                <w:szCs w:val="18"/>
+              </w:rPr>
+              <w:t xml:space="preserve">Therefore... ______________</w:t>
+            </w:r>
+          </w:p>
+          <w:p>
+            <w:pPr>
+              <w:spacing w:after="50" w:before="0"/>
+            </w:pPr>
+            <w:r>
+              <w:rPr>
+                <w:color w:val="BBBBBB"/>
+                <w:sz w:val="18"/>
+                <w:szCs w:val="18"/>
+              </w:rPr>
+              <w:t xml:space="preserve">____________________________</w:t>
+            </w:r>
+          </w:p>
+        </w:tc>
+      </w:tr>
+    </w:tbl>
+    <w:p>
+      <w:pPr>
+        <w:spacing w:after="60" w:before="0"/>
+      </w:pPr>
+      <w:r>
+        <w:t xml:space="preserve"/>
+      </w:r>
+    </w:p>
+    <w:tbl>
+      <w:tblPr>
+        <w:tblW w:type="dxa" w:w="9360"/>
+        <w:tblBorders>
+          <w:top w:val="single" w:color="C7D2DD" w:sz="6"/>
+          <w:left w:val="single" w:color="C7D2DD" w:sz="6"/>
+          <w:bottom w:val="single" w:color="C7D2DD" w:sz="6"/>
+          <w:right w:val="single" w:color="C7D2DD" w:sz="6"/>
+          <w:insideH w:val="single" w:color="C7D2DD" w:sz="6"/>
+          <w:insideV w:val="single" w:color="C7D2DD" w:sz="6"/>
+        </w:tblBorders>
+      </w:tblPr>
+      <w:tblGrid>
+        <w:gridCol w:w="2800"/>
+        <w:gridCol w:w="3560"/>
+        <w:gridCol w:w="3000"/>
+      </w:tblGrid>
+      <w:tr>
+        <w:trPr>
+          <w:cantSplit/>
+          <w:tblHeader/>
+        </w:trPr>
+        <w:tc>
+          <w:tcPr>
+            <w:tcW w:type="dxa" w:w="2800"/>
+            <w:shd w:fill="EEF4F8" w:color="auto" w:val="clear"/>
+            <w:tcMar>
+              <w:top w:type="dxa" w:w="60"/>
+              <w:left w:type="dxa" w:w="100"/>
+              <w:bottom w:type="dxa" w:w="60"/>
+              <w:right w:type="dxa" w:w="100"/>
+            </w:tcMar>
+          </w:tcPr>
+          <w:p>
+            <w:pPr>
+              <w:spacing w:after="0" w:before="0"/>
+            </w:pPr>
+            <w:r>
+              <w:rPr>
+                <w:b/>
+                <w:bCs/>
+                <w:color w:val="0F2B3C"/>
+                <w:sz w:val="16"/>
+                <w:szCs w:val="16"/>
+              </w:rPr>
+              <w:t xml:space="preserve">CORE PROBLEM / GIVEN REPRESENTATION</w:t>
+            </w:r>
+          </w:p>
+        </w:tc>
+        <w:tc>
+          <w:tcPr>
+            <w:tcW w:type="dxa" w:w="3560"/>
+            <w:shd w:fill="EEF4F8" w:color="auto" w:val="clear"/>
+            <w:tcMar>
+              <w:top w:type="dxa" w:w="60"/>
+              <w:left w:type="dxa" w:w="100"/>
+              <w:bottom w:type="dxa" w:w="60"/>
+              <w:right w:type="dxa" w:w="100"/>
+            </w:tcMar>
+          </w:tcPr>
+          <w:p>
+            <w:pPr>
+              <w:spacing w:after="0" w:before="0"/>
+            </w:pPr>
+            <w:r>
+              <w:rPr>
+                <w:b/>
+                <w:bCs/>
+                <w:color w:val="0F2B3C"/>
+                <w:sz w:val="16"/>
+                <w:szCs w:val="16"/>
+              </w:rPr>
+              <w:t xml:space="preserve">WORKING SPACE / CALCULATION STEPS</w:t>
+            </w:r>
+          </w:p>
+        </w:tc>
+        <w:tc>
+          <w:tcPr>
+            <w:tcW w:type="dxa" w:w="3000"/>
+            <w:shd w:fill="FBF3E2" w:color="auto" w:val="clear"/>
+            <w:tcMar>
+              <w:top w:type="dxa" w:w="60"/>
+              <w:left w:type="dxa" w:w="100"/>
+              <w:bottom w:type="dxa" w:w="60"/>
+              <w:right w:type="dxa" w:w="100"/>
+            </w:tcMar>
+          </w:tcPr>
+          <w:p>
+            <w:pPr>
+              <w:spacing w:after="0" w:before="0"/>
+            </w:pPr>
+            <w:r>
+              <w:rPr>
+                <w:b/>
+                <w:bCs/>
+                <w:color w:val="7A5400"/>
+                <w:sz w:val="16"/>
+                <w:szCs w:val="16"/>
+              </w:rPr>
+              <w:t xml:space="preserve">EXPLAIN YOUR REASONING</w:t>
+            </w:r>
+          </w:p>
+        </w:tc>
+      </w:tr>
+      <w:tr>
+        <w:trPr>
+          <w:cantSplit/>
+        </w:trPr>
+        <w:tc>
+          <w:tcPr>
+            <w:tcW w:type="dxa" w:w="2800"/>
+            <w:tcMar>
+              <w:top w:type="dxa" w:w="80"/>
+              <w:left w:type="dxa" w:w="100"/>
+              <w:bottom w:type="dxa" w:w="80"/>
+              <w:right w:type="dxa" w:w="100"/>
+            </w:tcMar>
+            <w:vAlign w:val="top"/>
+          </w:tcPr>
+          <w:p>
+            <w:pPr>
+              <w:spacing w:after="40" w:before="0"/>
+            </w:pPr>
+            <w:r>
+              <w:rPr>
+                <w:b/>
+                <w:bCs/>
+                <w:color w:val="0F2B3C"/>
+                <w:sz w:val="20"/>
+                <w:szCs w:val="20"/>
+              </w:rPr>
+              <w:t xml:space="preserve">2.  Now add it on: 20 + 2 = ___?</w:t>
+            </w:r>
+          </w:p>
+        </w:tc>
+        <w:tc>
+          <w:tcPr>
+            <w:tcW w:type="dxa" w:w="3560"/>
+            <w:tcMar>
+              <w:top w:type="dxa" w:w="80"/>
+              <w:left w:type="dxa" w:w="100"/>
+              <w:bottom w:type="dxa" w:w="80"/>
+              <w:right w:type="dxa" w:w="100"/>
+            </w:tcMar>
+            <w:vAlign w:val="top"/>
+          </w:tcPr>
+          <w:p>
+            <w:pPr>
+              <w:spacing w:after="50" w:before="0"/>
+            </w:pPr>
+            <w:r>
+              <w:rPr>
+                <w:color w:val="BBBBBB"/>
+                <w:sz w:val="18"/>
+                <w:szCs w:val="18"/>
+              </w:rPr>
+              <w:t xml:space="preserve">____________________________</w:t>
+            </w:r>
+          </w:p>
+          <w:p>
+            <w:pPr>
+              <w:spacing w:after="50" w:before="0"/>
+            </w:pPr>
+            <w:r>
+              <w:rPr>
+                <w:color w:val="BBBBBB"/>
+                <w:sz w:val="18"/>
+                <w:szCs w:val="18"/>
+              </w:rPr>
+              <w:t xml:space="preserve">____________________________</w:t>
+            </w:r>
+          </w:p>
+          <w:p>
+            <w:pPr>
+              <w:spacing w:after="50" w:before="0"/>
+            </w:pPr>
+            <w:r>
+              <w:rPr>
+                <w:color w:val="BBBBBB"/>
+                <w:sz w:val="18"/>
+                <w:szCs w:val="18"/>
+              </w:rPr>
+              <w:t xml:space="preserve">____________________________</w:t>
+            </w:r>
+          </w:p>
+          <w:p>
+            <w:pPr>
+              <w:spacing w:after="50" w:before="0"/>
+            </w:pPr>
+            <w:r>
+              <w:rPr>
+                <w:color w:val="BBBBBB"/>
+                <w:sz w:val="18"/>
+                <w:szCs w:val="18"/>
+              </w:rPr>
+              <w:t xml:space="preserve">____________________________</w:t>
+            </w:r>
+          </w:p>
+        </w:tc>
+        <w:tc>
+          <w:tcPr>
+            <w:tcW w:type="dxa" w:w="3000"/>
+            <w:shd w:fill="FBF3E2" w:color="auto" w:val="clear"/>
+            <w:tcMar>
+              <w:top w:type="dxa" w:w="80"/>
+              <w:left w:type="dxa" w:w="100"/>
+              <w:bottom w:type="dxa" w:w="80"/>
+              <w:right w:type="dxa" w:w="100"/>
+            </w:tcMar>
+            <w:vAlign w:val="top"/>
+          </w:tcPr>
+          <w:p>
+            <w:pPr>
+              <w:spacing w:after="30" w:before="0"/>
+            </w:pPr>
+            <w:r>
+              <w:rPr>
+                <w:b/>
+                <w:bCs/>
+                <w:color w:val="0F2B3C"/>
+                <w:sz w:val="18"/>
+                <w:szCs w:val="18"/>
+              </w:rPr>
+              <w:t xml:space="preserve">Because... ________________</w:t>
+            </w:r>
+          </w:p>
+          <w:p>
+            <w:pPr>
+              <w:spacing w:after="50" w:before="0"/>
+            </w:pPr>
+            <w:r>
+              <w:rPr>
+                <w:color w:val="BBBBBB"/>
+                <w:sz w:val="18"/>
+                <w:szCs w:val="18"/>
+              </w:rPr>
+              <w:t xml:space="preserve">____________________________</w:t>
+            </w:r>
+          </w:p>
+          <w:p>
+            <w:pPr>
+              <w:spacing w:after="30" w:before="40"/>
+            </w:pPr>
+            <w:r>
+              <w:rPr>
+                <w:b/>
+                <w:bCs/>
+                <w:color w:val="1A6FB5"/>
+                <w:sz w:val="18"/>
+                <w:szCs w:val="18"/>
+              </w:rPr>
+              <w:t xml:space="preserve">Although... _______________</w:t>
+            </w:r>
+          </w:p>
+          <w:p>
+            <w:pPr>
+              <w:spacing w:after="50" w:before="0"/>
+            </w:pPr>
+            <w:r>
+              <w:rPr>
+                <w:color w:val="BBBBBB"/>
+                <w:sz w:val="18"/>
+                <w:szCs w:val="18"/>
+              </w:rPr>
+              <w:t xml:space="preserve">____________________________</w:t>
+            </w:r>
+          </w:p>
+          <w:p>
+            <w:pPr>
+              <w:spacing w:after="30" w:before="40"/>
+            </w:pPr>
+            <w:r>
+              <w:rPr>
+                <w:b/>
+                <w:bCs/>
+                <w:color w:val="7A5400"/>
+                <w:sz w:val="18"/>
+                <w:szCs w:val="18"/>
+              </w:rPr>
+              <w:t xml:space="preserve">Therefore... ______________</w:t>
+            </w:r>
+          </w:p>
+          <w:p>
+            <w:pPr>
+              <w:spacing w:after="50" w:before="0"/>
+            </w:pPr>
+            <w:r>
+              <w:rPr>
+                <w:color w:val="BBBBBB"/>
+                <w:sz w:val="18"/>
+                <w:szCs w:val="18"/>
+              </w:rPr>
+              <w:t xml:space="preserve">____________________________</w:t>
+            </w:r>
+          </w:p>
+        </w:tc>
+      </w:tr>
+    </w:tbl>
+    <w:p>
+      <w:pPr>
+        <w:spacing w:after="60" w:before="0"/>
+      </w:pPr>
+      <w:r>
+        <w:t xml:space="preserve"/>
+      </w:r>
+    </w:p>
+    <w:tbl>
+      <w:tblPr>
+        <w:tblW w:type="dxa" w:w="9360"/>
+        <w:tblBorders>
+          <w:top w:val="single" w:color="C7D2DD" w:sz="6"/>
+          <w:left w:val="single" w:color="C7D2DD" w:sz="6"/>
+          <w:bottom w:val="single" w:color="C7D2DD" w:sz="6"/>
+          <w:right w:val="single" w:color="C7D2DD" w:sz="6"/>
+          <w:insideH w:val="single" w:color="C7D2DD" w:sz="6"/>
+          <w:insideV w:val="single" w:color="C7D2DD" w:sz="6"/>
+        </w:tblBorders>
+      </w:tblPr>
+      <w:tblGrid>
+        <w:gridCol w:w="2800"/>
+        <w:gridCol w:w="3560"/>
+        <w:gridCol w:w="3000"/>
+      </w:tblGrid>
+      <w:tr>
+        <w:trPr>
+          <w:cantSplit/>
+          <w:tblHeader/>
+        </w:trPr>
+        <w:tc>
+          <w:tcPr>
+            <w:tcW w:type="dxa" w:w="2800"/>
+            <w:shd w:fill="EEF4F8" w:color="auto" w:val="clear"/>
+            <w:tcMar>
+              <w:top w:type="dxa" w:w="60"/>
+              <w:left w:type="dxa" w:w="100"/>
+              <w:bottom w:type="dxa" w:w="60"/>
+              <w:right w:type="dxa" w:w="100"/>
+            </w:tcMar>
+          </w:tcPr>
+          <w:p>
+            <w:pPr>
+              <w:spacing w:after="0" w:before="0"/>
+            </w:pPr>
+            <w:r>
+              <w:rPr>
+                <w:b/>
+                <w:bCs/>
+                <w:color w:val="0F2B3C"/>
+                <w:sz w:val="16"/>
+                <w:szCs w:val="16"/>
+              </w:rPr>
+              <w:t xml:space="preserve">CORE PROBLEM / GIVEN REPRESENTATION</w:t>
+            </w:r>
+          </w:p>
+        </w:tc>
+        <w:tc>
+          <w:tcPr>
+            <w:tcW w:type="dxa" w:w="3560"/>
+            <w:shd w:fill="EEF4F8" w:color="auto" w:val="clear"/>
+            <w:tcMar>
+              <w:top w:type="dxa" w:w="60"/>
+              <w:left w:type="dxa" w:w="100"/>
+              <w:bottom w:type="dxa" w:w="60"/>
+              <w:right w:type="dxa" w:w="100"/>
+            </w:tcMar>
+          </w:tcPr>
+          <w:p>
+            <w:pPr>
+              <w:spacing w:after="0" w:before="0"/>
+            </w:pPr>
+            <w:r>
+              <w:rPr>
+                <w:b/>
+                <w:bCs/>
+                <w:color w:val="0F2B3C"/>
+                <w:sz w:val="16"/>
+                <w:szCs w:val="16"/>
+              </w:rPr>
+              <w:t xml:space="preserve">WORKING SPACE / CALCULATION STEPS</w:t>
+            </w:r>
+          </w:p>
+        </w:tc>
+        <w:tc>
+          <w:tcPr>
+            <w:tcW w:type="dxa" w:w="3000"/>
+            <w:shd w:fill="FBF3E2" w:color="auto" w:val="clear"/>
+            <w:tcMar>
+              <w:top w:type="dxa" w:w="60"/>
+              <w:left w:type="dxa" w:w="100"/>
+              <w:bottom w:type="dxa" w:w="60"/>
+              <w:right w:type="dxa" w:w="100"/>
+            </w:tcMar>
+          </w:tcPr>
+          <w:p>
+            <w:pPr>
+              <w:spacing w:after="0" w:before="0"/>
+            </w:pPr>
+            <w:r>
+              <w:rPr>
+                <w:b/>
+                <w:bCs/>
+                <w:color w:val="7A5400"/>
+                <w:sz w:val="16"/>
+                <w:szCs w:val="16"/>
+              </w:rPr>
+              <w:t xml:space="preserve">EXPLAIN YOUR REASONING</w:t>
+            </w:r>
+          </w:p>
+        </w:tc>
+      </w:tr>
+      <w:tr>
+        <w:trPr>
+          <w:cantSplit/>
+        </w:trPr>
+        <w:tc>
+          <w:tcPr>
+            <w:tcW w:type="dxa" w:w="2800"/>
+            <w:tcMar>
+              <w:top w:type="dxa" w:w="80"/>
+              <w:left w:type="dxa" w:w="100"/>
+              <w:bottom w:type="dxa" w:w="80"/>
+              <w:right w:type="dxa" w:w="100"/>
+            </w:tcMar>
+            <w:vAlign w:val="top"/>
+          </w:tcPr>
+          <w:p>
+            <w:pPr>
+              <w:spacing w:after="40" w:before="0"/>
+            </w:pPr>
+            <w:r>
+              <w:rPr>
+                <w:b/>
+                <w:bCs/>
+                <w:color w:val="0F2B3C"/>
+                <w:sz w:val="20"/>
+                <w:szCs w:val="20"/>
+              </w:rPr>
+              <w:t xml:space="preserve">3.  Take it off instead: 20 − 2 = ___?</w:t>
+            </w:r>
+          </w:p>
+        </w:tc>
+        <w:tc>
+          <w:tcPr>
+            <w:tcW w:type="dxa" w:w="3560"/>
+            <w:tcMar>
+              <w:top w:type="dxa" w:w="80"/>
+              <w:left w:type="dxa" w:w="100"/>
+              <w:bottom w:type="dxa" w:w="80"/>
+              <w:right w:type="dxa" w:w="100"/>
+            </w:tcMar>
+            <w:vAlign w:val="top"/>
+          </w:tcPr>
+          <w:p>
+            <w:pPr>
+              <w:spacing w:after="50" w:before="0"/>
+            </w:pPr>
+            <w:r>
+              <w:rPr>
+                <w:color w:val="BBBBBB"/>
+                <w:sz w:val="18"/>
+                <w:szCs w:val="18"/>
+              </w:rPr>
+              <w:t xml:space="preserve">____________________________</w:t>
+            </w:r>
+          </w:p>
+          <w:p>
+            <w:pPr>
+              <w:spacing w:after="50" w:before="0"/>
+            </w:pPr>
+            <w:r>
+              <w:rPr>
+                <w:color w:val="BBBBBB"/>
+                <w:sz w:val="18"/>
+                <w:szCs w:val="18"/>
+              </w:rPr>
+              <w:t xml:space="preserve">____________________________</w:t>
+            </w:r>
+          </w:p>
+          <w:p>
+            <w:pPr>
+              <w:spacing w:after="50" w:before="0"/>
+            </w:pPr>
+            <w:r>
+              <w:rPr>
+                <w:color w:val="BBBBBB"/>
+                <w:sz w:val="18"/>
+                <w:szCs w:val="18"/>
+              </w:rPr>
+              <w:t xml:space="preserve">____________________________</w:t>
+            </w:r>
+          </w:p>
+          <w:p>
+            <w:pPr>
+              <w:spacing w:after="50" w:before="0"/>
+            </w:pPr>
+            <w:r>
+              <w:rPr>
+                <w:color w:val="BBBBBB"/>
+                <w:sz w:val="18"/>
+                <w:szCs w:val="18"/>
+              </w:rPr>
+              <w:t xml:space="preserve">____________________________</w:t>
+            </w:r>
+          </w:p>
+        </w:tc>
+        <w:tc>
+          <w:tcPr>
+            <w:tcW w:type="dxa" w:w="3000"/>
+            <w:shd w:fill="FBF3E2" w:color="auto" w:val="clear"/>
+            <w:tcMar>
+              <w:top w:type="dxa" w:w="80"/>
+              <w:left w:type="dxa" w:w="100"/>
+              <w:bottom w:type="dxa" w:w="80"/>
+              <w:right w:type="dxa" w:w="100"/>
+            </w:tcMar>
+            <w:vAlign w:val="top"/>
+          </w:tcPr>
+          <w:p>
+            <w:pPr>
+              <w:spacing w:after="30" w:before="0"/>
+            </w:pPr>
+            <w:r>
+              <w:rPr>
+                <w:b/>
+                <w:bCs/>
+                <w:color w:val="0F2B3C"/>
+                <w:sz w:val="18"/>
+                <w:szCs w:val="18"/>
+              </w:rPr>
+              <w:t xml:space="preserve">Because... ________________</w:t>
+            </w:r>
+          </w:p>
+          <w:p>
+            <w:pPr>
+              <w:spacing w:after="50" w:before="0"/>
+            </w:pPr>
+            <w:r>
+              <w:rPr>
+                <w:color w:val="BBBBBB"/>
+                <w:sz w:val="18"/>
+                <w:szCs w:val="18"/>
+              </w:rPr>
+              <w:t xml:space="preserve">____________________________</w:t>
+            </w:r>
+          </w:p>
+          <w:p>
+            <w:pPr>
+              <w:spacing w:after="30" w:before="40"/>
+            </w:pPr>
+            <w:r>
+              <w:rPr>
+                <w:b/>
+                <w:bCs/>
+                <w:color w:val="1A6FB5"/>
+                <w:sz w:val="18"/>
+                <w:szCs w:val="18"/>
+              </w:rPr>
+              <w:t xml:space="preserve">Although... _______________</w:t>
+            </w:r>
+          </w:p>
+          <w:p>
+            <w:pPr>
+              <w:spacing w:after="50" w:before="0"/>
+            </w:pPr>
+            <w:r>
+              <w:rPr>
+                <w:color w:val="BBBBBB"/>
+                <w:sz w:val="18"/>
+                <w:szCs w:val="18"/>
+              </w:rPr>
+              <w:t xml:space="preserve">____________________________</w:t>
+            </w:r>
+          </w:p>
+          <w:p>
+            <w:pPr>
+              <w:spacing w:after="30" w:before="40"/>
+            </w:pPr>
+            <w:r>
+              <w:rPr>
+                <w:b/>
+                <w:bCs/>
+                <w:color w:val="7A5400"/>
+                <w:sz w:val="18"/>
+                <w:szCs w:val="18"/>
+              </w:rPr>
+              <w:t xml:space="preserve">Therefore... ______________</w:t>
+            </w:r>
+          </w:p>
+          <w:p>
+            <w:pPr>
+              <w:spacing w:after="50" w:before="0"/>
+            </w:pPr>
+            <w:r>
+              <w:rPr>
+                <w:color w:val="BBBBBB"/>
+                <w:sz w:val="18"/>
+                <w:szCs w:val="18"/>
+              </w:rPr>
+              <w:t xml:space="preserve">____________________________</w:t>
+            </w:r>
+          </w:p>
+        </w:tc>
+      </w:tr>
+    </w:tbl>
+    <w:p>
+      <w:pPr>
+        <w:spacing w:after="60" w:before="0"/>
+      </w:pPr>
+      <w:r>
+        <w:t xml:space="preserve"/>
       </w:r>
     </w:p>
     <w:p>
@@ -225,73 +2188,922 @@
         <w:t xml:space="preserve">Find the percent, then add or subtract.</w:t>
       </w:r>
     </w:p>
-    <w:p>
-      <w:pPr>
-        <w:spacing w:after="40" w:before="0"/>
-      </w:pPr>
-      <w:r>
-        <w:rPr>
-          <w:sz w:val="22"/>
-          <w:szCs w:val="22"/>
-        </w:rPr>
-        <w:t xml:space="preserve">1.  50% of 60 = ___?</w:t>
-      </w:r>
-    </w:p>
-    <w:p>
-      <w:pPr>
-        <w:spacing w:after="80" w:before="0"/>
-      </w:pPr>
-      <w:r>
-        <w:rPr>
-          <w:color w:val="BBBBBB"/>
-        </w:rPr>
-        <w:t xml:space="preserve">____________________________________________________</w:t>
-      </w:r>
-    </w:p>
-    <w:p>
-      <w:pPr>
-        <w:spacing w:after="40" w:before="0"/>
-      </w:pPr>
-      <w:r>
-        <w:rPr>
-          <w:sz w:val="22"/>
-          <w:szCs w:val="22"/>
-        </w:rPr>
-        <w:t xml:space="preserve">2.  A $40 shirt, take 25% off (25% of 40 = 10). Sale price = 40 − 10 = ___?</w:t>
-      </w:r>
-    </w:p>
-    <w:p>
-      <w:pPr>
-        <w:spacing w:after="80" w:before="0"/>
-      </w:pPr>
-      <w:r>
-        <w:rPr>
-          <w:color w:val="BBBBBB"/>
-        </w:rPr>
-        <w:t xml:space="preserve">____________________________________________________</w:t>
-      </w:r>
-    </w:p>
-    <w:p>
-      <w:pPr>
-        <w:spacing w:after="40" w:before="0"/>
-      </w:pPr>
-      <w:r>
-        <w:rPr>
-          <w:sz w:val="22"/>
-          <w:szCs w:val="22"/>
-        </w:rPr>
-        <w:t xml:space="preserve">3.  A $50 meal, add a 10% tip (10% of 50 = 5). Total = 50 + 5 = ___?</w:t>
-      </w:r>
-    </w:p>
-    <w:p>
-      <w:pPr>
-        <w:spacing w:after="80" w:before="0"/>
-      </w:pPr>
-      <w:r>
-        <w:rPr>
-          <w:color w:val="BBBBBB"/>
-        </w:rPr>
-        <w:t xml:space="preserve">____________________________________________________</w:t>
+    <w:tbl>
+      <w:tblPr>
+        <w:tblW w:type="dxa" w:w="9360"/>
+        <w:tblBorders>
+          <w:top w:val="single" w:color="C7D2DD" w:sz="6"/>
+          <w:left w:val="single" w:color="C7D2DD" w:sz="6"/>
+          <w:bottom w:val="single" w:color="C7D2DD" w:sz="6"/>
+          <w:right w:val="single" w:color="C7D2DD" w:sz="6"/>
+          <w:insideH w:val="single" w:color="C7D2DD" w:sz="6"/>
+          <w:insideV w:val="single" w:color="C7D2DD" w:sz="6"/>
+        </w:tblBorders>
+      </w:tblPr>
+      <w:tblGrid>
+        <w:gridCol w:w="2800"/>
+        <w:gridCol w:w="3560"/>
+        <w:gridCol w:w="3000"/>
+      </w:tblGrid>
+      <w:tr>
+        <w:trPr>
+          <w:cantSplit/>
+          <w:tblHeader/>
+        </w:trPr>
+        <w:tc>
+          <w:tcPr>
+            <w:tcW w:type="dxa" w:w="2800"/>
+            <w:shd w:fill="EEF4F8" w:color="auto" w:val="clear"/>
+            <w:tcMar>
+              <w:top w:type="dxa" w:w="60"/>
+              <w:left w:type="dxa" w:w="100"/>
+              <w:bottom w:type="dxa" w:w="60"/>
+              <w:right w:type="dxa" w:w="100"/>
+            </w:tcMar>
+          </w:tcPr>
+          <w:p>
+            <w:pPr>
+              <w:spacing w:after="0" w:before="0"/>
+            </w:pPr>
+            <w:r>
+              <w:rPr>
+                <w:b/>
+                <w:bCs/>
+                <w:color w:val="0F2B3C"/>
+                <w:sz w:val="16"/>
+                <w:szCs w:val="16"/>
+              </w:rPr>
+              <w:t xml:space="preserve">CORE PROBLEM / GIVEN REPRESENTATION</w:t>
+            </w:r>
+          </w:p>
+        </w:tc>
+        <w:tc>
+          <w:tcPr>
+            <w:tcW w:type="dxa" w:w="3560"/>
+            <w:shd w:fill="EEF4F8" w:color="auto" w:val="clear"/>
+            <w:tcMar>
+              <w:top w:type="dxa" w:w="60"/>
+              <w:left w:type="dxa" w:w="100"/>
+              <w:bottom w:type="dxa" w:w="60"/>
+              <w:right w:type="dxa" w:w="100"/>
+            </w:tcMar>
+          </w:tcPr>
+          <w:p>
+            <w:pPr>
+              <w:spacing w:after="0" w:before="0"/>
+            </w:pPr>
+            <w:r>
+              <w:rPr>
+                <w:b/>
+                <w:bCs/>
+                <w:color w:val="0F2B3C"/>
+                <w:sz w:val="16"/>
+                <w:szCs w:val="16"/>
+              </w:rPr>
+              <w:t xml:space="preserve">WORKING SPACE / CALCULATION STEPS</w:t>
+            </w:r>
+          </w:p>
+        </w:tc>
+        <w:tc>
+          <w:tcPr>
+            <w:tcW w:type="dxa" w:w="3000"/>
+            <w:shd w:fill="FBF3E2" w:color="auto" w:val="clear"/>
+            <w:tcMar>
+              <w:top w:type="dxa" w:w="60"/>
+              <w:left w:type="dxa" w:w="100"/>
+              <w:bottom w:type="dxa" w:w="60"/>
+              <w:right w:type="dxa" w:w="100"/>
+            </w:tcMar>
+          </w:tcPr>
+          <w:p>
+            <w:pPr>
+              <w:spacing w:after="0" w:before="0"/>
+            </w:pPr>
+            <w:r>
+              <w:rPr>
+                <w:b/>
+                <w:bCs/>
+                <w:color w:val="7A5400"/>
+                <w:sz w:val="16"/>
+                <w:szCs w:val="16"/>
+              </w:rPr>
+              <w:t xml:space="preserve">EXPLAIN YOUR REASONING</w:t>
+            </w:r>
+          </w:p>
+        </w:tc>
+      </w:tr>
+      <w:tr>
+        <w:trPr>
+          <w:cantSplit/>
+        </w:trPr>
+        <w:tc>
+          <w:tcPr>
+            <w:tcW w:type="dxa" w:w="2800"/>
+            <w:tcMar>
+              <w:top w:type="dxa" w:w="80"/>
+              <w:left w:type="dxa" w:w="100"/>
+              <w:bottom w:type="dxa" w:w="80"/>
+              <w:right w:type="dxa" w:w="100"/>
+            </w:tcMar>
+            <w:vAlign w:val="top"/>
+          </w:tcPr>
+          <w:p>
+            <w:pPr>
+              <w:spacing w:after="40" w:before="0"/>
+            </w:pPr>
+            <w:r>
+              <w:rPr>
+                <w:b/>
+                <w:bCs/>
+                <w:color w:val="0F2B3C"/>
+                <w:sz w:val="20"/>
+                <w:szCs w:val="20"/>
+              </w:rPr>
+              <w:t xml:space="preserve">1.  50% of 60 = ___?</w:t>
+            </w:r>
+          </w:p>
+        </w:tc>
+        <w:tc>
+          <w:tcPr>
+            <w:tcW w:type="dxa" w:w="3560"/>
+            <w:tcMar>
+              <w:top w:type="dxa" w:w="80"/>
+              <w:left w:type="dxa" w:w="100"/>
+              <w:bottom w:type="dxa" w:w="80"/>
+              <w:right w:type="dxa" w:w="100"/>
+            </w:tcMar>
+            <w:vAlign w:val="top"/>
+          </w:tcPr>
+          <w:p>
+            <w:pPr>
+              <w:spacing w:after="50" w:before="0"/>
+            </w:pPr>
+            <w:r>
+              <w:rPr>
+                <w:color w:val="BBBBBB"/>
+                <w:sz w:val="18"/>
+                <w:szCs w:val="18"/>
+              </w:rPr>
+              <w:t xml:space="preserve">____________________________</w:t>
+            </w:r>
+          </w:p>
+          <w:p>
+            <w:pPr>
+              <w:spacing w:after="50" w:before="0"/>
+            </w:pPr>
+            <w:r>
+              <w:rPr>
+                <w:color w:val="BBBBBB"/>
+                <w:sz w:val="18"/>
+                <w:szCs w:val="18"/>
+              </w:rPr>
+              <w:t xml:space="preserve">____________________________</w:t>
+            </w:r>
+          </w:p>
+          <w:p>
+            <w:pPr>
+              <w:spacing w:after="50" w:before="0"/>
+            </w:pPr>
+            <w:r>
+              <w:rPr>
+                <w:color w:val="BBBBBB"/>
+                <w:sz w:val="18"/>
+                <w:szCs w:val="18"/>
+              </w:rPr>
+              <w:t xml:space="preserve">____________________________</w:t>
+            </w:r>
+          </w:p>
+          <w:p>
+            <w:pPr>
+              <w:spacing w:after="50" w:before="0"/>
+            </w:pPr>
+            <w:r>
+              <w:rPr>
+                <w:color w:val="BBBBBB"/>
+                <w:sz w:val="18"/>
+                <w:szCs w:val="18"/>
+              </w:rPr>
+              <w:t xml:space="preserve">____________________________</w:t>
+            </w:r>
+          </w:p>
+        </w:tc>
+        <w:tc>
+          <w:tcPr>
+            <w:tcW w:type="dxa" w:w="3000"/>
+            <w:shd w:fill="FBF3E2" w:color="auto" w:val="clear"/>
+            <w:tcMar>
+              <w:top w:type="dxa" w:w="80"/>
+              <w:left w:type="dxa" w:w="100"/>
+              <w:bottom w:type="dxa" w:w="80"/>
+              <w:right w:type="dxa" w:w="100"/>
+            </w:tcMar>
+            <w:vAlign w:val="top"/>
+          </w:tcPr>
+          <w:p>
+            <w:pPr>
+              <w:spacing w:after="30" w:before="0"/>
+            </w:pPr>
+            <w:r>
+              <w:rPr>
+                <w:b/>
+                <w:bCs/>
+                <w:color w:val="0F2B3C"/>
+                <w:sz w:val="18"/>
+                <w:szCs w:val="18"/>
+              </w:rPr>
+              <w:t xml:space="preserve">Because... ________________</w:t>
+            </w:r>
+          </w:p>
+          <w:p>
+            <w:pPr>
+              <w:spacing w:after="50" w:before="0"/>
+            </w:pPr>
+            <w:r>
+              <w:rPr>
+                <w:color w:val="BBBBBB"/>
+                <w:sz w:val="18"/>
+                <w:szCs w:val="18"/>
+              </w:rPr>
+              <w:t xml:space="preserve">____________________________</w:t>
+            </w:r>
+          </w:p>
+          <w:p>
+            <w:pPr>
+              <w:spacing w:after="30" w:before="40"/>
+            </w:pPr>
+            <w:r>
+              <w:rPr>
+                <w:b/>
+                <w:bCs/>
+                <w:color w:val="1A6FB5"/>
+                <w:sz w:val="18"/>
+                <w:szCs w:val="18"/>
+              </w:rPr>
+              <w:t xml:space="preserve">Although... _______________</w:t>
+            </w:r>
+          </w:p>
+          <w:p>
+            <w:pPr>
+              <w:spacing w:after="50" w:before="0"/>
+            </w:pPr>
+            <w:r>
+              <w:rPr>
+                <w:color w:val="BBBBBB"/>
+                <w:sz w:val="18"/>
+                <w:szCs w:val="18"/>
+              </w:rPr>
+              <w:t xml:space="preserve">____________________________</w:t>
+            </w:r>
+          </w:p>
+          <w:p>
+            <w:pPr>
+              <w:spacing w:after="30" w:before="40"/>
+            </w:pPr>
+            <w:r>
+              <w:rPr>
+                <w:b/>
+                <w:bCs/>
+                <w:color w:val="7A5400"/>
+                <w:sz w:val="18"/>
+                <w:szCs w:val="18"/>
+              </w:rPr>
+              <w:t xml:space="preserve">Therefore... ______________</w:t>
+            </w:r>
+          </w:p>
+          <w:p>
+            <w:pPr>
+              <w:spacing w:after="50" w:before="0"/>
+            </w:pPr>
+            <w:r>
+              <w:rPr>
+                <w:color w:val="BBBBBB"/>
+                <w:sz w:val="18"/>
+                <w:szCs w:val="18"/>
+              </w:rPr>
+              <w:t xml:space="preserve">____________________________</w:t>
+            </w:r>
+          </w:p>
+        </w:tc>
+      </w:tr>
+    </w:tbl>
+    <w:p>
+      <w:pPr>
+        <w:spacing w:after="60" w:before="0"/>
+      </w:pPr>
+      <w:r>
+        <w:t xml:space="preserve"/>
+      </w:r>
+    </w:p>
+    <w:tbl>
+      <w:tblPr>
+        <w:tblW w:type="dxa" w:w="9360"/>
+        <w:tblBorders>
+          <w:top w:val="single" w:color="C7D2DD" w:sz="6"/>
+          <w:left w:val="single" w:color="C7D2DD" w:sz="6"/>
+          <w:bottom w:val="single" w:color="C7D2DD" w:sz="6"/>
+          <w:right w:val="single" w:color="C7D2DD" w:sz="6"/>
+          <w:insideH w:val="single" w:color="C7D2DD" w:sz="6"/>
+          <w:insideV w:val="single" w:color="C7D2DD" w:sz="6"/>
+        </w:tblBorders>
+      </w:tblPr>
+      <w:tblGrid>
+        <w:gridCol w:w="2800"/>
+        <w:gridCol w:w="3560"/>
+        <w:gridCol w:w="3000"/>
+      </w:tblGrid>
+      <w:tr>
+        <w:trPr>
+          <w:cantSplit/>
+          <w:tblHeader/>
+        </w:trPr>
+        <w:tc>
+          <w:tcPr>
+            <w:tcW w:type="dxa" w:w="2800"/>
+            <w:shd w:fill="EEF4F8" w:color="auto" w:val="clear"/>
+            <w:tcMar>
+              <w:top w:type="dxa" w:w="60"/>
+              <w:left w:type="dxa" w:w="100"/>
+              <w:bottom w:type="dxa" w:w="60"/>
+              <w:right w:type="dxa" w:w="100"/>
+            </w:tcMar>
+          </w:tcPr>
+          <w:p>
+            <w:pPr>
+              <w:spacing w:after="0" w:before="0"/>
+            </w:pPr>
+            <w:r>
+              <w:rPr>
+                <w:b/>
+                <w:bCs/>
+                <w:color w:val="0F2B3C"/>
+                <w:sz w:val="16"/>
+                <w:szCs w:val="16"/>
+              </w:rPr>
+              <w:t xml:space="preserve">CORE PROBLEM / GIVEN REPRESENTATION</w:t>
+            </w:r>
+          </w:p>
+        </w:tc>
+        <w:tc>
+          <w:tcPr>
+            <w:tcW w:type="dxa" w:w="3560"/>
+            <w:shd w:fill="EEF4F8" w:color="auto" w:val="clear"/>
+            <w:tcMar>
+              <w:top w:type="dxa" w:w="60"/>
+              <w:left w:type="dxa" w:w="100"/>
+              <w:bottom w:type="dxa" w:w="60"/>
+              <w:right w:type="dxa" w:w="100"/>
+            </w:tcMar>
+          </w:tcPr>
+          <w:p>
+            <w:pPr>
+              <w:spacing w:after="0" w:before="0"/>
+            </w:pPr>
+            <w:r>
+              <w:rPr>
+                <w:b/>
+                <w:bCs/>
+                <w:color w:val="0F2B3C"/>
+                <w:sz w:val="16"/>
+                <w:szCs w:val="16"/>
+              </w:rPr>
+              <w:t xml:space="preserve">WORKING SPACE / CALCULATION STEPS</w:t>
+            </w:r>
+          </w:p>
+        </w:tc>
+        <w:tc>
+          <w:tcPr>
+            <w:tcW w:type="dxa" w:w="3000"/>
+            <w:shd w:fill="FBF3E2" w:color="auto" w:val="clear"/>
+            <w:tcMar>
+              <w:top w:type="dxa" w:w="60"/>
+              <w:left w:type="dxa" w:w="100"/>
+              <w:bottom w:type="dxa" w:w="60"/>
+              <w:right w:type="dxa" w:w="100"/>
+            </w:tcMar>
+          </w:tcPr>
+          <w:p>
+            <w:pPr>
+              <w:spacing w:after="0" w:before="0"/>
+            </w:pPr>
+            <w:r>
+              <w:rPr>
+                <w:b/>
+                <w:bCs/>
+                <w:color w:val="7A5400"/>
+                <w:sz w:val="16"/>
+                <w:szCs w:val="16"/>
+              </w:rPr>
+              <w:t xml:space="preserve">EXPLAIN YOUR REASONING</w:t>
+            </w:r>
+          </w:p>
+        </w:tc>
+      </w:tr>
+      <w:tr>
+        <w:trPr>
+          <w:cantSplit/>
+        </w:trPr>
+        <w:tc>
+          <w:tcPr>
+            <w:tcW w:type="dxa" w:w="2800"/>
+            <w:tcMar>
+              <w:top w:type="dxa" w:w="80"/>
+              <w:left w:type="dxa" w:w="100"/>
+              <w:bottom w:type="dxa" w:w="80"/>
+              <w:right w:type="dxa" w:w="100"/>
+            </w:tcMar>
+            <w:vAlign w:val="top"/>
+          </w:tcPr>
+          <w:p>
+            <w:pPr>
+              <w:spacing w:after="40" w:before="0"/>
+            </w:pPr>
+            <w:r>
+              <w:rPr>
+                <w:b/>
+                <w:bCs/>
+                <w:color w:val="0F2B3C"/>
+                <w:sz w:val="20"/>
+                <w:szCs w:val="20"/>
+              </w:rPr>
+              <w:t xml:space="preserve">2.  A $40 shirt, take 25% off (25% of 40 = 10). Sale price = 40 − 10 = ___?</w:t>
+            </w:r>
+          </w:p>
+        </w:tc>
+        <w:tc>
+          <w:tcPr>
+            <w:tcW w:type="dxa" w:w="3560"/>
+            <w:tcMar>
+              <w:top w:type="dxa" w:w="80"/>
+              <w:left w:type="dxa" w:w="100"/>
+              <w:bottom w:type="dxa" w:w="80"/>
+              <w:right w:type="dxa" w:w="100"/>
+            </w:tcMar>
+            <w:vAlign w:val="top"/>
+          </w:tcPr>
+          <w:p>
+            <w:pPr>
+              <w:spacing w:after="50" w:before="0"/>
+            </w:pPr>
+            <w:r>
+              <w:rPr>
+                <w:color w:val="BBBBBB"/>
+                <w:sz w:val="18"/>
+                <w:szCs w:val="18"/>
+              </w:rPr>
+              <w:t xml:space="preserve">____________________________</w:t>
+            </w:r>
+          </w:p>
+          <w:p>
+            <w:pPr>
+              <w:spacing w:after="50" w:before="0"/>
+            </w:pPr>
+            <w:r>
+              <w:rPr>
+                <w:color w:val="BBBBBB"/>
+                <w:sz w:val="18"/>
+                <w:szCs w:val="18"/>
+              </w:rPr>
+              <w:t xml:space="preserve">____________________________</w:t>
+            </w:r>
+          </w:p>
+          <w:p>
+            <w:pPr>
+              <w:spacing w:after="50" w:before="0"/>
+            </w:pPr>
+            <w:r>
+              <w:rPr>
+                <w:color w:val="BBBBBB"/>
+                <w:sz w:val="18"/>
+                <w:szCs w:val="18"/>
+              </w:rPr>
+              <w:t xml:space="preserve">____________________________</w:t>
+            </w:r>
+          </w:p>
+          <w:p>
+            <w:pPr>
+              <w:spacing w:after="50" w:before="0"/>
+            </w:pPr>
+            <w:r>
+              <w:rPr>
+                <w:color w:val="BBBBBB"/>
+                <w:sz w:val="18"/>
+                <w:szCs w:val="18"/>
+              </w:rPr>
+              <w:t xml:space="preserve">____________________________</w:t>
+            </w:r>
+          </w:p>
+        </w:tc>
+        <w:tc>
+          <w:tcPr>
+            <w:tcW w:type="dxa" w:w="3000"/>
+            <w:shd w:fill="FBF3E2" w:color="auto" w:val="clear"/>
+            <w:tcMar>
+              <w:top w:type="dxa" w:w="80"/>
+              <w:left w:type="dxa" w:w="100"/>
+              <w:bottom w:type="dxa" w:w="80"/>
+              <w:right w:type="dxa" w:w="100"/>
+            </w:tcMar>
+            <w:vAlign w:val="top"/>
+          </w:tcPr>
+          <w:p>
+            <w:pPr>
+              <w:spacing w:after="30" w:before="0"/>
+            </w:pPr>
+            <w:r>
+              <w:rPr>
+                <w:b/>
+                <w:bCs/>
+                <w:color w:val="0F2B3C"/>
+                <w:sz w:val="18"/>
+                <w:szCs w:val="18"/>
+              </w:rPr>
+              <w:t xml:space="preserve">Because... ________________</w:t>
+            </w:r>
+          </w:p>
+          <w:p>
+            <w:pPr>
+              <w:spacing w:after="50" w:before="0"/>
+            </w:pPr>
+            <w:r>
+              <w:rPr>
+                <w:color w:val="BBBBBB"/>
+                <w:sz w:val="18"/>
+                <w:szCs w:val="18"/>
+              </w:rPr>
+              <w:t xml:space="preserve">____________________________</w:t>
+            </w:r>
+          </w:p>
+          <w:p>
+            <w:pPr>
+              <w:spacing w:after="30" w:before="40"/>
+            </w:pPr>
+            <w:r>
+              <w:rPr>
+                <w:b/>
+                <w:bCs/>
+                <w:color w:val="1A6FB5"/>
+                <w:sz w:val="18"/>
+                <w:szCs w:val="18"/>
+              </w:rPr>
+              <w:t xml:space="preserve">Although... _______________</w:t>
+            </w:r>
+          </w:p>
+          <w:p>
+            <w:pPr>
+              <w:spacing w:after="50" w:before="0"/>
+            </w:pPr>
+            <w:r>
+              <w:rPr>
+                <w:color w:val="BBBBBB"/>
+                <w:sz w:val="18"/>
+                <w:szCs w:val="18"/>
+              </w:rPr>
+              <w:t xml:space="preserve">____________________________</w:t>
+            </w:r>
+          </w:p>
+          <w:p>
+            <w:pPr>
+              <w:spacing w:after="30" w:before="40"/>
+            </w:pPr>
+            <w:r>
+              <w:rPr>
+                <w:b/>
+                <w:bCs/>
+                <w:color w:val="7A5400"/>
+                <w:sz w:val="18"/>
+                <w:szCs w:val="18"/>
+              </w:rPr>
+              <w:t xml:space="preserve">Therefore... ______________</w:t>
+            </w:r>
+          </w:p>
+          <w:p>
+            <w:pPr>
+              <w:spacing w:after="50" w:before="0"/>
+            </w:pPr>
+            <w:r>
+              <w:rPr>
+                <w:color w:val="BBBBBB"/>
+                <w:sz w:val="18"/>
+                <w:szCs w:val="18"/>
+              </w:rPr>
+              <w:t xml:space="preserve">____________________________</w:t>
+            </w:r>
+          </w:p>
+        </w:tc>
+      </w:tr>
+    </w:tbl>
+    <w:p>
+      <w:pPr>
+        <w:spacing w:after="60" w:before="0"/>
+      </w:pPr>
+      <w:r>
+        <w:t xml:space="preserve"/>
+      </w:r>
+    </w:p>
+    <w:tbl>
+      <w:tblPr>
+        <w:tblW w:type="dxa" w:w="9360"/>
+        <w:tblBorders>
+          <w:top w:val="single" w:color="C7D2DD" w:sz="6"/>
+          <w:left w:val="single" w:color="C7D2DD" w:sz="6"/>
+          <w:bottom w:val="single" w:color="C7D2DD" w:sz="6"/>
+          <w:right w:val="single" w:color="C7D2DD" w:sz="6"/>
+          <w:insideH w:val="single" w:color="C7D2DD" w:sz="6"/>
+          <w:insideV w:val="single" w:color="C7D2DD" w:sz="6"/>
+        </w:tblBorders>
+      </w:tblPr>
+      <w:tblGrid>
+        <w:gridCol w:w="2800"/>
+        <w:gridCol w:w="3560"/>
+        <w:gridCol w:w="3000"/>
+      </w:tblGrid>
+      <w:tr>
+        <w:trPr>
+          <w:cantSplit/>
+          <w:tblHeader/>
+        </w:trPr>
+        <w:tc>
+          <w:tcPr>
+            <w:tcW w:type="dxa" w:w="2800"/>
+            <w:shd w:fill="EEF4F8" w:color="auto" w:val="clear"/>
+            <w:tcMar>
+              <w:top w:type="dxa" w:w="60"/>
+              <w:left w:type="dxa" w:w="100"/>
+              <w:bottom w:type="dxa" w:w="60"/>
+              <w:right w:type="dxa" w:w="100"/>
+            </w:tcMar>
+          </w:tcPr>
+          <w:p>
+            <w:pPr>
+              <w:spacing w:after="0" w:before="0"/>
+            </w:pPr>
+            <w:r>
+              <w:rPr>
+                <w:b/>
+                <w:bCs/>
+                <w:color w:val="0F2B3C"/>
+                <w:sz w:val="16"/>
+                <w:szCs w:val="16"/>
+              </w:rPr>
+              <w:t xml:space="preserve">CORE PROBLEM / GIVEN REPRESENTATION</w:t>
+            </w:r>
+          </w:p>
+        </w:tc>
+        <w:tc>
+          <w:tcPr>
+            <w:tcW w:type="dxa" w:w="3560"/>
+            <w:shd w:fill="EEF4F8" w:color="auto" w:val="clear"/>
+            <w:tcMar>
+              <w:top w:type="dxa" w:w="60"/>
+              <w:left w:type="dxa" w:w="100"/>
+              <w:bottom w:type="dxa" w:w="60"/>
+              <w:right w:type="dxa" w:w="100"/>
+            </w:tcMar>
+          </w:tcPr>
+          <w:p>
+            <w:pPr>
+              <w:spacing w:after="0" w:before="0"/>
+            </w:pPr>
+            <w:r>
+              <w:rPr>
+                <w:b/>
+                <w:bCs/>
+                <w:color w:val="0F2B3C"/>
+                <w:sz w:val="16"/>
+                <w:szCs w:val="16"/>
+              </w:rPr>
+              <w:t xml:space="preserve">WORKING SPACE / CALCULATION STEPS</w:t>
+            </w:r>
+          </w:p>
+        </w:tc>
+        <w:tc>
+          <w:tcPr>
+            <w:tcW w:type="dxa" w:w="3000"/>
+            <w:shd w:fill="FBF3E2" w:color="auto" w:val="clear"/>
+            <w:tcMar>
+              <w:top w:type="dxa" w:w="60"/>
+              <w:left w:type="dxa" w:w="100"/>
+              <w:bottom w:type="dxa" w:w="60"/>
+              <w:right w:type="dxa" w:w="100"/>
+            </w:tcMar>
+          </w:tcPr>
+          <w:p>
+            <w:pPr>
+              <w:spacing w:after="0" w:before="0"/>
+            </w:pPr>
+            <w:r>
+              <w:rPr>
+                <w:b/>
+                <w:bCs/>
+                <w:color w:val="7A5400"/>
+                <w:sz w:val="16"/>
+                <w:szCs w:val="16"/>
+              </w:rPr>
+              <w:t xml:space="preserve">EXPLAIN YOUR REASONING</w:t>
+            </w:r>
+          </w:p>
+        </w:tc>
+      </w:tr>
+      <w:tr>
+        <w:trPr>
+          <w:cantSplit/>
+        </w:trPr>
+        <w:tc>
+          <w:tcPr>
+            <w:tcW w:type="dxa" w:w="2800"/>
+            <w:tcMar>
+              <w:top w:type="dxa" w:w="80"/>
+              <w:left w:type="dxa" w:w="100"/>
+              <w:bottom w:type="dxa" w:w="80"/>
+              <w:right w:type="dxa" w:w="100"/>
+            </w:tcMar>
+            <w:vAlign w:val="top"/>
+          </w:tcPr>
+          <w:p>
+            <w:pPr>
+              <w:spacing w:after="40" w:before="0"/>
+            </w:pPr>
+            <w:r>
+              <w:rPr>
+                <w:b/>
+                <w:bCs/>
+                <w:color w:val="0F2B3C"/>
+                <w:sz w:val="20"/>
+                <w:szCs w:val="20"/>
+              </w:rPr>
+              <w:t xml:space="preserve">3.  A $50 meal, add a 10% tip (10% of 50 = 5). Total = 50 + 5 = ___?</w:t>
+            </w:r>
+          </w:p>
+        </w:tc>
+        <w:tc>
+          <w:tcPr>
+            <w:tcW w:type="dxa" w:w="3560"/>
+            <w:tcMar>
+              <w:top w:type="dxa" w:w="80"/>
+              <w:left w:type="dxa" w:w="100"/>
+              <w:bottom w:type="dxa" w:w="80"/>
+              <w:right w:type="dxa" w:w="100"/>
+            </w:tcMar>
+            <w:vAlign w:val="top"/>
+          </w:tcPr>
+          <w:p>
+            <w:pPr>
+              <w:spacing w:after="50" w:before="0"/>
+            </w:pPr>
+            <w:r>
+              <w:rPr>
+                <w:color w:val="BBBBBB"/>
+                <w:sz w:val="18"/>
+                <w:szCs w:val="18"/>
+              </w:rPr>
+              <w:t xml:space="preserve">____________________________</w:t>
+            </w:r>
+          </w:p>
+          <w:p>
+            <w:pPr>
+              <w:spacing w:after="50" w:before="0"/>
+            </w:pPr>
+            <w:r>
+              <w:rPr>
+                <w:color w:val="BBBBBB"/>
+                <w:sz w:val="18"/>
+                <w:szCs w:val="18"/>
+              </w:rPr>
+              <w:t xml:space="preserve">____________________________</w:t>
+            </w:r>
+          </w:p>
+          <w:p>
+            <w:pPr>
+              <w:spacing w:after="50" w:before="0"/>
+            </w:pPr>
+            <w:r>
+              <w:rPr>
+                <w:color w:val="BBBBBB"/>
+                <w:sz w:val="18"/>
+                <w:szCs w:val="18"/>
+              </w:rPr>
+              <w:t xml:space="preserve">____________________________</w:t>
+            </w:r>
+          </w:p>
+          <w:p>
+            <w:pPr>
+              <w:spacing w:after="50" w:before="0"/>
+            </w:pPr>
+            <w:r>
+              <w:rPr>
+                <w:color w:val="BBBBBB"/>
+                <w:sz w:val="18"/>
+                <w:szCs w:val="18"/>
+              </w:rPr>
+              <w:t xml:space="preserve">____________________________</w:t>
+            </w:r>
+          </w:p>
+        </w:tc>
+        <w:tc>
+          <w:tcPr>
+            <w:tcW w:type="dxa" w:w="3000"/>
+            <w:shd w:fill="FBF3E2" w:color="auto" w:val="clear"/>
+            <w:tcMar>
+              <w:top w:type="dxa" w:w="80"/>
+              <w:left w:type="dxa" w:w="100"/>
+              <w:bottom w:type="dxa" w:w="80"/>
+              <w:right w:type="dxa" w:w="100"/>
+            </w:tcMar>
+            <w:vAlign w:val="top"/>
+          </w:tcPr>
+          <w:p>
+            <w:pPr>
+              <w:spacing w:after="30" w:before="0"/>
+            </w:pPr>
+            <w:r>
+              <w:rPr>
+                <w:b/>
+                <w:bCs/>
+                <w:color w:val="0F2B3C"/>
+                <w:sz w:val="18"/>
+                <w:szCs w:val="18"/>
+              </w:rPr>
+              <w:t xml:space="preserve">Because... ________________</w:t>
+            </w:r>
+          </w:p>
+          <w:p>
+            <w:pPr>
+              <w:spacing w:after="50" w:before="0"/>
+            </w:pPr>
+            <w:r>
+              <w:rPr>
+                <w:color w:val="BBBBBB"/>
+                <w:sz w:val="18"/>
+                <w:szCs w:val="18"/>
+              </w:rPr>
+              <w:t xml:space="preserve">____________________________</w:t>
+            </w:r>
+          </w:p>
+          <w:p>
+            <w:pPr>
+              <w:spacing w:after="30" w:before="40"/>
+            </w:pPr>
+            <w:r>
+              <w:rPr>
+                <w:b/>
+                <w:bCs/>
+                <w:color w:val="1A6FB5"/>
+                <w:sz w:val="18"/>
+                <w:szCs w:val="18"/>
+              </w:rPr>
+              <w:t xml:space="preserve">Although... _______________</w:t>
+            </w:r>
+          </w:p>
+          <w:p>
+            <w:pPr>
+              <w:spacing w:after="50" w:before="0"/>
+            </w:pPr>
+            <w:r>
+              <w:rPr>
+                <w:color w:val="BBBBBB"/>
+                <w:sz w:val="18"/>
+                <w:szCs w:val="18"/>
+              </w:rPr>
+              <w:t xml:space="preserve">____________________________</w:t>
+            </w:r>
+          </w:p>
+          <w:p>
+            <w:pPr>
+              <w:spacing w:after="30" w:before="40"/>
+            </w:pPr>
+            <w:r>
+              <w:rPr>
+                <w:b/>
+                <w:bCs/>
+                <w:color w:val="7A5400"/>
+                <w:sz w:val="18"/>
+                <w:szCs w:val="18"/>
+              </w:rPr>
+              <w:t xml:space="preserve">Therefore... ______________</w:t>
+            </w:r>
+          </w:p>
+          <w:p>
+            <w:pPr>
+              <w:spacing w:after="50" w:before="0"/>
+            </w:pPr>
+            <w:r>
+              <w:rPr>
+                <w:color w:val="BBBBBB"/>
+                <w:sz w:val="18"/>
+                <w:szCs w:val="18"/>
+              </w:rPr>
+              <w:t xml:space="preserve">____________________________</w:t>
+            </w:r>
+          </w:p>
+        </w:tc>
+      </w:tr>
+    </w:tbl>
+    <w:p>
+      <w:pPr>
+        <w:spacing w:after="60" w:before="0"/>
+      </w:pPr>
+      <w:r>
+        <w:t xml:space="preserve"/>
       </w:r>
     </w:p>
     <w:p>
@@ -323,50 +3135,616 @@
         <w:t xml:space="preserve">Full mini word problems.</w:t>
       </w:r>
     </w:p>
-    <w:p>
-      <w:pPr>
-        <w:spacing w:after="40" w:before="0"/>
-      </w:pPr>
-      <w:r>
-        <w:rPr>
-          <w:sz w:val="22"/>
-          <w:szCs w:val="22"/>
-        </w:rPr>
-        <w:t xml:space="preserve">1.  A $80 bike is 25% off. How many dollars do you SAVE? (25% of 80)</w:t>
-      </w:r>
-    </w:p>
-    <w:p>
-      <w:pPr>
-        <w:spacing w:after="80" w:before="0"/>
-      </w:pPr>
-      <w:r>
-        <w:rPr>
-          <w:color w:val="BBBBBB"/>
-        </w:rPr>
-        <w:t xml:space="preserve">____________________________________________________</w:t>
-      </w:r>
-    </w:p>
-    <w:p>
-      <w:pPr>
-        <w:spacing w:after="40" w:before="0"/>
-      </w:pPr>
-      <w:r>
-        <w:rPr>
-          <w:sz w:val="22"/>
-          <w:szCs w:val="22"/>
-        </w:rPr>
-        <w:t xml:space="preserve">2.  10% tip on a $90 bill, then the TOTAL = 90 + (10% of 90) = ___?</w:t>
-      </w:r>
-    </w:p>
-    <w:p>
-      <w:pPr>
-        <w:spacing w:after="80" w:before="0"/>
-      </w:pPr>
-      <w:r>
-        <w:rPr>
-          <w:color w:val="BBBBBB"/>
-        </w:rPr>
-        <w:t xml:space="preserve">____________________________________________________</w:t>
+    <w:tbl>
+      <w:tblPr>
+        <w:tblW w:type="dxa" w:w="9360"/>
+        <w:tblBorders>
+          <w:top w:val="single" w:color="C7D2DD" w:sz="6"/>
+          <w:left w:val="single" w:color="C7D2DD" w:sz="6"/>
+          <w:bottom w:val="single" w:color="C7D2DD" w:sz="6"/>
+          <w:right w:val="single" w:color="C7D2DD" w:sz="6"/>
+          <w:insideH w:val="single" w:color="C7D2DD" w:sz="6"/>
+          <w:insideV w:val="single" w:color="C7D2DD" w:sz="6"/>
+        </w:tblBorders>
+      </w:tblPr>
+      <w:tblGrid>
+        <w:gridCol w:w="2800"/>
+        <w:gridCol w:w="3560"/>
+        <w:gridCol w:w="3000"/>
+      </w:tblGrid>
+      <w:tr>
+        <w:trPr>
+          <w:cantSplit/>
+          <w:tblHeader/>
+        </w:trPr>
+        <w:tc>
+          <w:tcPr>
+            <w:tcW w:type="dxa" w:w="2800"/>
+            <w:shd w:fill="EEF4F8" w:color="auto" w:val="clear"/>
+            <w:tcMar>
+              <w:top w:type="dxa" w:w="60"/>
+              <w:left w:type="dxa" w:w="100"/>
+              <w:bottom w:type="dxa" w:w="60"/>
+              <w:right w:type="dxa" w:w="100"/>
+            </w:tcMar>
+          </w:tcPr>
+          <w:p>
+            <w:pPr>
+              <w:spacing w:after="0" w:before="0"/>
+            </w:pPr>
+            <w:r>
+              <w:rPr>
+                <w:b/>
+                <w:bCs/>
+                <w:color w:val="0F2B3C"/>
+                <w:sz w:val="16"/>
+                <w:szCs w:val="16"/>
+              </w:rPr>
+              <w:t xml:space="preserve">CORE PROBLEM / GIVEN REPRESENTATION</w:t>
+            </w:r>
+          </w:p>
+        </w:tc>
+        <w:tc>
+          <w:tcPr>
+            <w:tcW w:type="dxa" w:w="3560"/>
+            <w:shd w:fill="EEF4F8" w:color="auto" w:val="clear"/>
+            <w:tcMar>
+              <w:top w:type="dxa" w:w="60"/>
+              <w:left w:type="dxa" w:w="100"/>
+              <w:bottom w:type="dxa" w:w="60"/>
+              <w:right w:type="dxa" w:w="100"/>
+            </w:tcMar>
+          </w:tcPr>
+          <w:p>
+            <w:pPr>
+              <w:spacing w:after="0" w:before="0"/>
+            </w:pPr>
+            <w:r>
+              <w:rPr>
+                <w:b/>
+                <w:bCs/>
+                <w:color w:val="0F2B3C"/>
+                <w:sz w:val="16"/>
+                <w:szCs w:val="16"/>
+              </w:rPr>
+              <w:t xml:space="preserve">WORKING SPACE / CALCULATION STEPS</w:t>
+            </w:r>
+          </w:p>
+        </w:tc>
+        <w:tc>
+          <w:tcPr>
+            <w:tcW w:type="dxa" w:w="3000"/>
+            <w:shd w:fill="FBF3E2" w:color="auto" w:val="clear"/>
+            <w:tcMar>
+              <w:top w:type="dxa" w:w="60"/>
+              <w:left w:type="dxa" w:w="100"/>
+              <w:bottom w:type="dxa" w:w="60"/>
+              <w:right w:type="dxa" w:w="100"/>
+            </w:tcMar>
+          </w:tcPr>
+          <w:p>
+            <w:pPr>
+              <w:spacing w:after="0" w:before="0"/>
+            </w:pPr>
+            <w:r>
+              <w:rPr>
+                <w:b/>
+                <w:bCs/>
+                <w:color w:val="7A5400"/>
+                <w:sz w:val="16"/>
+                <w:szCs w:val="16"/>
+              </w:rPr>
+              <w:t xml:space="preserve">EXPLAIN YOUR REASONING</w:t>
+            </w:r>
+          </w:p>
+        </w:tc>
+      </w:tr>
+      <w:tr>
+        <w:trPr>
+          <w:cantSplit/>
+        </w:trPr>
+        <w:tc>
+          <w:tcPr>
+            <w:tcW w:type="dxa" w:w="2800"/>
+            <w:tcMar>
+              <w:top w:type="dxa" w:w="80"/>
+              <w:left w:type="dxa" w:w="100"/>
+              <w:bottom w:type="dxa" w:w="80"/>
+              <w:right w:type="dxa" w:w="100"/>
+            </w:tcMar>
+            <w:vAlign w:val="top"/>
+          </w:tcPr>
+          <w:p>
+            <w:pPr>
+              <w:spacing w:after="40" w:before="0"/>
+            </w:pPr>
+            <w:r>
+              <w:rPr>
+                <w:b/>
+                <w:bCs/>
+                <w:color w:val="0F2B3C"/>
+                <w:sz w:val="20"/>
+                <w:szCs w:val="20"/>
+              </w:rPr>
+              <w:t xml:space="preserve">1.  A $80 bike is 25% off. How many dollars do you SAVE? (25% of 80)</w:t>
+            </w:r>
+          </w:p>
+        </w:tc>
+        <w:tc>
+          <w:tcPr>
+            <w:tcW w:type="dxa" w:w="3560"/>
+            <w:tcMar>
+              <w:top w:type="dxa" w:w="80"/>
+              <w:left w:type="dxa" w:w="100"/>
+              <w:bottom w:type="dxa" w:w="80"/>
+              <w:right w:type="dxa" w:w="100"/>
+            </w:tcMar>
+            <w:vAlign w:val="top"/>
+          </w:tcPr>
+          <w:p>
+            <w:pPr>
+              <w:spacing w:after="50" w:before="0"/>
+            </w:pPr>
+            <w:r>
+              <w:rPr>
+                <w:color w:val="BBBBBB"/>
+                <w:sz w:val="18"/>
+                <w:szCs w:val="18"/>
+              </w:rPr>
+              <w:t xml:space="preserve">____________________________</w:t>
+            </w:r>
+          </w:p>
+          <w:p>
+            <w:pPr>
+              <w:spacing w:after="50" w:before="0"/>
+            </w:pPr>
+            <w:r>
+              <w:rPr>
+                <w:color w:val="BBBBBB"/>
+                <w:sz w:val="18"/>
+                <w:szCs w:val="18"/>
+              </w:rPr>
+              <w:t xml:space="preserve">____________________________</w:t>
+            </w:r>
+          </w:p>
+          <w:p>
+            <w:pPr>
+              <w:spacing w:after="50" w:before="0"/>
+            </w:pPr>
+            <w:r>
+              <w:rPr>
+                <w:color w:val="BBBBBB"/>
+                <w:sz w:val="18"/>
+                <w:szCs w:val="18"/>
+              </w:rPr>
+              <w:t xml:space="preserve">____________________________</w:t>
+            </w:r>
+          </w:p>
+          <w:p>
+            <w:pPr>
+              <w:spacing w:after="50" w:before="0"/>
+            </w:pPr>
+            <w:r>
+              <w:rPr>
+                <w:color w:val="BBBBBB"/>
+                <w:sz w:val="18"/>
+                <w:szCs w:val="18"/>
+              </w:rPr>
+              <w:t xml:space="preserve">____________________________</w:t>
+            </w:r>
+          </w:p>
+        </w:tc>
+        <w:tc>
+          <w:tcPr>
+            <w:tcW w:type="dxa" w:w="3000"/>
+            <w:shd w:fill="FBF3E2" w:color="auto" w:val="clear"/>
+            <w:tcMar>
+              <w:top w:type="dxa" w:w="80"/>
+              <w:left w:type="dxa" w:w="100"/>
+              <w:bottom w:type="dxa" w:w="80"/>
+              <w:right w:type="dxa" w:w="100"/>
+            </w:tcMar>
+            <w:vAlign w:val="top"/>
+          </w:tcPr>
+          <w:p>
+            <w:pPr>
+              <w:spacing w:after="30" w:before="0"/>
+            </w:pPr>
+            <w:r>
+              <w:rPr>
+                <w:b/>
+                <w:bCs/>
+                <w:color w:val="0F2B3C"/>
+                <w:sz w:val="18"/>
+                <w:szCs w:val="18"/>
+              </w:rPr>
+              <w:t xml:space="preserve">Because... ________________</w:t>
+            </w:r>
+          </w:p>
+          <w:p>
+            <w:pPr>
+              <w:spacing w:after="50" w:before="0"/>
+            </w:pPr>
+            <w:r>
+              <w:rPr>
+                <w:color w:val="BBBBBB"/>
+                <w:sz w:val="18"/>
+                <w:szCs w:val="18"/>
+              </w:rPr>
+              <w:t xml:space="preserve">____________________________</w:t>
+            </w:r>
+          </w:p>
+          <w:p>
+            <w:pPr>
+              <w:spacing w:after="30" w:before="40"/>
+            </w:pPr>
+            <w:r>
+              <w:rPr>
+                <w:b/>
+                <w:bCs/>
+                <w:color w:val="1A6FB5"/>
+                <w:sz w:val="18"/>
+                <w:szCs w:val="18"/>
+              </w:rPr>
+              <w:t xml:space="preserve">Although... _______________</w:t>
+            </w:r>
+          </w:p>
+          <w:p>
+            <w:pPr>
+              <w:spacing w:after="50" w:before="0"/>
+            </w:pPr>
+            <w:r>
+              <w:rPr>
+                <w:color w:val="BBBBBB"/>
+                <w:sz w:val="18"/>
+                <w:szCs w:val="18"/>
+              </w:rPr>
+              <w:t xml:space="preserve">____________________________</w:t>
+            </w:r>
+          </w:p>
+          <w:p>
+            <w:pPr>
+              <w:spacing w:after="30" w:before="40"/>
+            </w:pPr>
+            <w:r>
+              <w:rPr>
+                <w:b/>
+                <w:bCs/>
+                <w:color w:val="7A5400"/>
+                <w:sz w:val="18"/>
+                <w:szCs w:val="18"/>
+              </w:rPr>
+              <w:t xml:space="preserve">Therefore... ______________</w:t>
+            </w:r>
+          </w:p>
+          <w:p>
+            <w:pPr>
+              <w:spacing w:after="50" w:before="0"/>
+            </w:pPr>
+            <w:r>
+              <w:rPr>
+                <w:color w:val="BBBBBB"/>
+                <w:sz w:val="18"/>
+                <w:szCs w:val="18"/>
+              </w:rPr>
+              <w:t xml:space="preserve">____________________________</w:t>
+            </w:r>
+          </w:p>
+        </w:tc>
+      </w:tr>
+    </w:tbl>
+    <w:p>
+      <w:pPr>
+        <w:spacing w:after="60" w:before="0"/>
+      </w:pPr>
+      <w:r>
+        <w:t xml:space="preserve"/>
+      </w:r>
+    </w:p>
+    <w:tbl>
+      <w:tblPr>
+        <w:tblW w:type="dxa" w:w="9360"/>
+        <w:tblBorders>
+          <w:top w:val="single" w:color="C7D2DD" w:sz="6"/>
+          <w:left w:val="single" w:color="C7D2DD" w:sz="6"/>
+          <w:bottom w:val="single" w:color="C7D2DD" w:sz="6"/>
+          <w:right w:val="single" w:color="C7D2DD" w:sz="6"/>
+          <w:insideH w:val="single" w:color="C7D2DD" w:sz="6"/>
+          <w:insideV w:val="single" w:color="C7D2DD" w:sz="6"/>
+        </w:tblBorders>
+      </w:tblPr>
+      <w:tblGrid>
+        <w:gridCol w:w="2800"/>
+        <w:gridCol w:w="3560"/>
+        <w:gridCol w:w="3000"/>
+      </w:tblGrid>
+      <w:tr>
+        <w:trPr>
+          <w:cantSplit/>
+          <w:tblHeader/>
+        </w:trPr>
+        <w:tc>
+          <w:tcPr>
+            <w:tcW w:type="dxa" w:w="2800"/>
+            <w:shd w:fill="EEF4F8" w:color="auto" w:val="clear"/>
+            <w:tcMar>
+              <w:top w:type="dxa" w:w="60"/>
+              <w:left w:type="dxa" w:w="100"/>
+              <w:bottom w:type="dxa" w:w="60"/>
+              <w:right w:type="dxa" w:w="100"/>
+            </w:tcMar>
+          </w:tcPr>
+          <w:p>
+            <w:pPr>
+              <w:spacing w:after="0" w:before="0"/>
+            </w:pPr>
+            <w:r>
+              <w:rPr>
+                <w:b/>
+                <w:bCs/>
+                <w:color w:val="0F2B3C"/>
+                <w:sz w:val="16"/>
+                <w:szCs w:val="16"/>
+              </w:rPr>
+              <w:t xml:space="preserve">CORE PROBLEM / GIVEN REPRESENTATION</w:t>
+            </w:r>
+          </w:p>
+        </w:tc>
+        <w:tc>
+          <w:tcPr>
+            <w:tcW w:type="dxa" w:w="3560"/>
+            <w:shd w:fill="EEF4F8" w:color="auto" w:val="clear"/>
+            <w:tcMar>
+              <w:top w:type="dxa" w:w="60"/>
+              <w:left w:type="dxa" w:w="100"/>
+              <w:bottom w:type="dxa" w:w="60"/>
+              <w:right w:type="dxa" w:w="100"/>
+            </w:tcMar>
+          </w:tcPr>
+          <w:p>
+            <w:pPr>
+              <w:spacing w:after="0" w:before="0"/>
+            </w:pPr>
+            <w:r>
+              <w:rPr>
+                <w:b/>
+                <w:bCs/>
+                <w:color w:val="0F2B3C"/>
+                <w:sz w:val="16"/>
+                <w:szCs w:val="16"/>
+              </w:rPr>
+              <w:t xml:space="preserve">WORKING SPACE / CALCULATION STEPS</w:t>
+            </w:r>
+          </w:p>
+        </w:tc>
+        <w:tc>
+          <w:tcPr>
+            <w:tcW w:type="dxa" w:w="3000"/>
+            <w:shd w:fill="FBF3E2" w:color="auto" w:val="clear"/>
+            <w:tcMar>
+              <w:top w:type="dxa" w:w="60"/>
+              <w:left w:type="dxa" w:w="100"/>
+              <w:bottom w:type="dxa" w:w="60"/>
+              <w:right w:type="dxa" w:w="100"/>
+            </w:tcMar>
+          </w:tcPr>
+          <w:p>
+            <w:pPr>
+              <w:spacing w:after="0" w:before="0"/>
+            </w:pPr>
+            <w:r>
+              <w:rPr>
+                <w:b/>
+                <w:bCs/>
+                <w:color w:val="7A5400"/>
+                <w:sz w:val="16"/>
+                <w:szCs w:val="16"/>
+              </w:rPr>
+              <w:t xml:space="preserve">EXPLAIN YOUR REASONING</w:t>
+            </w:r>
+          </w:p>
+        </w:tc>
+      </w:tr>
+      <w:tr>
+        <w:trPr>
+          <w:cantSplit/>
+        </w:trPr>
+        <w:tc>
+          <w:tcPr>
+            <w:tcW w:type="dxa" w:w="2800"/>
+            <w:tcMar>
+              <w:top w:type="dxa" w:w="80"/>
+              <w:left w:type="dxa" w:w="100"/>
+              <w:bottom w:type="dxa" w:w="80"/>
+              <w:right w:type="dxa" w:w="100"/>
+            </w:tcMar>
+            <w:vAlign w:val="top"/>
+          </w:tcPr>
+          <w:p>
+            <w:pPr>
+              <w:spacing w:after="40" w:before="0"/>
+            </w:pPr>
+            <w:r>
+              <w:rPr>
+                <w:b/>
+                <w:bCs/>
+                <w:color w:val="0F2B3C"/>
+                <w:sz w:val="20"/>
+                <w:szCs w:val="20"/>
+              </w:rPr>
+              <w:t xml:space="preserve">2.  10% tip on a $90 bill, then the TOTAL = 90 + (10% of 90) = ___?</w:t>
+            </w:r>
+          </w:p>
+        </w:tc>
+        <w:tc>
+          <w:tcPr>
+            <w:tcW w:type="dxa" w:w="3560"/>
+            <w:tcMar>
+              <w:top w:type="dxa" w:w="80"/>
+              <w:left w:type="dxa" w:w="100"/>
+              <w:bottom w:type="dxa" w:w="80"/>
+              <w:right w:type="dxa" w:w="100"/>
+            </w:tcMar>
+            <w:vAlign w:val="top"/>
+          </w:tcPr>
+          <w:p>
+            <w:pPr>
+              <w:spacing w:after="50" w:before="0"/>
+            </w:pPr>
+            <w:r>
+              <w:rPr>
+                <w:color w:val="BBBBBB"/>
+                <w:sz w:val="18"/>
+                <w:szCs w:val="18"/>
+              </w:rPr>
+              <w:t xml:space="preserve">____________________________</w:t>
+            </w:r>
+          </w:p>
+          <w:p>
+            <w:pPr>
+              <w:spacing w:after="50" w:before="0"/>
+            </w:pPr>
+            <w:r>
+              <w:rPr>
+                <w:color w:val="BBBBBB"/>
+                <w:sz w:val="18"/>
+                <w:szCs w:val="18"/>
+              </w:rPr>
+              <w:t xml:space="preserve">____________________________</w:t>
+            </w:r>
+          </w:p>
+          <w:p>
+            <w:pPr>
+              <w:spacing w:after="50" w:before="0"/>
+            </w:pPr>
+            <w:r>
+              <w:rPr>
+                <w:color w:val="BBBBBB"/>
+                <w:sz w:val="18"/>
+                <w:szCs w:val="18"/>
+              </w:rPr>
+              <w:t xml:space="preserve">____________________________</w:t>
+            </w:r>
+          </w:p>
+          <w:p>
+            <w:pPr>
+              <w:spacing w:after="50" w:before="0"/>
+            </w:pPr>
+            <w:r>
+              <w:rPr>
+                <w:color w:val="BBBBBB"/>
+                <w:sz w:val="18"/>
+                <w:szCs w:val="18"/>
+              </w:rPr>
+              <w:t xml:space="preserve">____________________________</w:t>
+            </w:r>
+          </w:p>
+        </w:tc>
+        <w:tc>
+          <w:tcPr>
+            <w:tcW w:type="dxa" w:w="3000"/>
+            <w:shd w:fill="FBF3E2" w:color="auto" w:val="clear"/>
+            <w:tcMar>
+              <w:top w:type="dxa" w:w="80"/>
+              <w:left w:type="dxa" w:w="100"/>
+              <w:bottom w:type="dxa" w:w="80"/>
+              <w:right w:type="dxa" w:w="100"/>
+            </w:tcMar>
+            <w:vAlign w:val="top"/>
+          </w:tcPr>
+          <w:p>
+            <w:pPr>
+              <w:spacing w:after="30" w:before="0"/>
+            </w:pPr>
+            <w:r>
+              <w:rPr>
+                <w:b/>
+                <w:bCs/>
+                <w:color w:val="0F2B3C"/>
+                <w:sz w:val="18"/>
+                <w:szCs w:val="18"/>
+              </w:rPr>
+              <w:t xml:space="preserve">Because... ________________</w:t>
+            </w:r>
+          </w:p>
+          <w:p>
+            <w:pPr>
+              <w:spacing w:after="50" w:before="0"/>
+            </w:pPr>
+            <w:r>
+              <w:rPr>
+                <w:color w:val="BBBBBB"/>
+                <w:sz w:val="18"/>
+                <w:szCs w:val="18"/>
+              </w:rPr>
+              <w:t xml:space="preserve">____________________________</w:t>
+            </w:r>
+          </w:p>
+          <w:p>
+            <w:pPr>
+              <w:spacing w:after="30" w:before="40"/>
+            </w:pPr>
+            <w:r>
+              <w:rPr>
+                <w:b/>
+                <w:bCs/>
+                <w:color w:val="1A6FB5"/>
+                <w:sz w:val="18"/>
+                <w:szCs w:val="18"/>
+              </w:rPr>
+              <w:t xml:space="preserve">Although... _______________</w:t>
+            </w:r>
+          </w:p>
+          <w:p>
+            <w:pPr>
+              <w:spacing w:after="50" w:before="0"/>
+            </w:pPr>
+            <w:r>
+              <w:rPr>
+                <w:color w:val="BBBBBB"/>
+                <w:sz w:val="18"/>
+                <w:szCs w:val="18"/>
+              </w:rPr>
+              <w:t xml:space="preserve">____________________________</w:t>
+            </w:r>
+          </w:p>
+          <w:p>
+            <w:pPr>
+              <w:spacing w:after="30" w:before="40"/>
+            </w:pPr>
+            <w:r>
+              <w:rPr>
+                <w:b/>
+                <w:bCs/>
+                <w:color w:val="7A5400"/>
+                <w:sz w:val="18"/>
+                <w:szCs w:val="18"/>
+              </w:rPr>
+              <w:t xml:space="preserve">Therefore... ______________</w:t>
+            </w:r>
+          </w:p>
+          <w:p>
+            <w:pPr>
+              <w:spacing w:after="50" w:before="0"/>
+            </w:pPr>
+            <w:r>
+              <w:rPr>
+                <w:color w:val="BBBBBB"/>
+                <w:sz w:val="18"/>
+                <w:szCs w:val="18"/>
+              </w:rPr>
+              <w:t xml:space="preserve">____________________________</w:t>
+            </w:r>
+          </w:p>
+        </w:tc>
+      </w:tr>
+    </w:tbl>
+    <w:p>
+      <w:pPr>
+        <w:spacing w:after="60" w:before="0"/>
+      </w:pPr>
+      <w:r>
+        <w:t xml:space="preserve"/>
       </w:r>
     </w:p>
     <w:p>
@@ -430,6 +3808,141 @@
         <w:t xml:space="preserve">____________________________________________________</w:t>
       </w:r>
     </w:p>
+    <w:tbl>
+      <w:tblPr>
+        <w:tblW w:type="dxa" w:w="9360"/>
+        <w:tblBorders>
+          <w:top w:val="single" w:color="C7D2DD" w:sz="6"/>
+          <w:left w:val="single" w:color="C7D2DD" w:sz="6"/>
+          <w:bottom w:val="single" w:color="C7D2DD" w:sz="6"/>
+          <w:right w:val="single" w:color="C7D2DD" w:sz="6"/>
+          <w:insideH w:val="single" w:color="C7D2DD" w:sz="6"/>
+          <w:insideV w:val="single" w:color="C7D2DD" w:sz="6"/>
+        </w:tblBorders>
+      </w:tblPr>
+      <w:tblGrid>
+        <w:gridCol w:w="3120"/>
+        <w:gridCol w:w="3120"/>
+        <w:gridCol w:w="3120"/>
+      </w:tblGrid>
+      <w:tr>
+        <w:trPr>
+          <w:cantSplit/>
+          <w:tblHeader/>
+        </w:trPr>
+        <w:tc>
+          <w:tcPr>
+            <w:tcW w:type="dxa" w:w="9360"/>
+            <w:gridSpan w:val="3"/>
+            <w:shd w:fill="EEF4F8" w:color="auto" w:val="clear"/>
+            <w:tcMar>
+              <w:top w:type="dxa" w:w="60"/>
+              <w:left w:type="dxa" w:w="100"/>
+              <w:bottom w:type="dxa" w:w="60"/>
+              <w:right w:type="dxa" w:w="100"/>
+            </w:tcMar>
+          </w:tcPr>
+          <w:p>
+            <w:pPr>
+              <w:spacing w:after="0" w:before="0"/>
+            </w:pPr>
+            <w:r>
+              <w:rPr>
+                <w:b/>
+                <w:bCs/>
+                <w:color w:val="0F2B3C"/>
+                <w:sz w:val="18"/>
+                <w:szCs w:val="18"/>
+              </w:rPr>
+              <w:t xml:space="preserve">EXIT CHECK · 3-POINT SELF-ASSESSMENT CHECKLIST</w:t>
+            </w:r>
+          </w:p>
+        </w:tc>
+      </w:tr>
+      <w:tr>
+        <w:trPr>
+          <w:cantSplit/>
+        </w:trPr>
+        <w:tc>
+          <w:tcPr>
+            <w:tcW w:type="dxa" w:w="3120"/>
+            <w:tcMar>
+              <w:top w:type="dxa" w:w="80"/>
+              <w:left w:type="dxa" w:w="100"/>
+              <w:bottom w:type="dxa" w:w="80"/>
+              <w:right w:type="dxa" w:w="100"/>
+            </w:tcMar>
+          </w:tcPr>
+          <w:p>
+            <w:pPr>
+              <w:spacing w:after="0" w:before="0"/>
+            </w:pPr>
+            <w:r>
+              <w:rPr>
+                <w:b/>
+                <w:bCs/>
+                <w:color w:val="0F2B3C"/>
+                <w:sz w:val="18"/>
+                <w:szCs w:val="18"/>
+              </w:rPr>
+              <w:t xml:space="preserve">☐ 1. Units &amp; Labels Verified</w:t>
+            </w:r>
+          </w:p>
+        </w:tc>
+        <w:tc>
+          <w:tcPr>
+            <w:tcW w:type="dxa" w:w="3120"/>
+            <w:tcMar>
+              <w:top w:type="dxa" w:w="80"/>
+              <w:left w:type="dxa" w:w="100"/>
+              <w:bottom w:type="dxa" w:w="80"/>
+              <w:right w:type="dxa" w:w="100"/>
+            </w:tcMar>
+          </w:tcPr>
+          <w:p>
+            <w:pPr>
+              <w:spacing w:after="0" w:before="0"/>
+            </w:pPr>
+            <w:r>
+              <w:rPr>
+                <w:b/>
+                <w:bCs/>
+                <w:color w:val="0F2B3C"/>
+                <w:sz w:val="18"/>
+                <w:szCs w:val="18"/>
+              </w:rPr>
+              <w:t xml:space="preserve">☐ 2. Reasoning Stated (Because / Although / Therefore)</w:t>
+            </w:r>
+          </w:p>
+        </w:tc>
+        <w:tc>
+          <w:tcPr>
+            <w:tcW w:type="dxa" w:w="3120"/>
+            <w:tcMar>
+              <w:top w:type="dxa" w:w="80"/>
+              <w:left w:type="dxa" w:w="100"/>
+              <w:bottom w:type="dxa" w:w="80"/>
+              <w:right w:type="dxa" w:w="100"/>
+            </w:tcMar>
+          </w:tcPr>
+          <w:p>
+            <w:pPr>
+              <w:spacing w:after="0" w:before="0"/>
+            </w:pPr>
+            <w:r>
+              <w:rPr>
+                <w:b/>
+                <w:bCs/>
+                <w:color w:val="0F2B3C"/>
+                <w:sz w:val="18"/>
+                <w:szCs w:val="18"/>
+              </w:rPr>
+              <w:t xml:space="preserve">☐ 3. Calculations Double-Checked</w:t>
+            </w:r>
+          </w:p>
+        </w:tc>
+      </w:tr>
+    </w:tbl>
     <w:p>
       <w:pPr>
         <w:spacing w:after="60" w:before="120"/>
